--- a/UID/Labs/lab2/Анализ.docx
+++ b/UID/Labs/lab2/Анализ.docx
@@ -4050,6 +4050,7 @@
           <w:rFonts w:ascii="Times New Roman" w:hAnsi="Times New Roman" w:cs="Times New Roman"/>
           <w:b/>
           <w:bCs/>
+          <w:noProof/>
           <w:sz w:val="28"/>
           <w:szCs w:val="28"/>
         </w:rPr>
@@ -4138,6 +4139,7 @@
           <w:rFonts w:ascii="Times New Roman" w:hAnsi="Times New Roman" w:cs="Times New Roman"/>
           <w:b/>
           <w:bCs/>
+          <w:noProof/>
           <w:sz w:val="28"/>
           <w:szCs w:val="28"/>
           <w:lang w:val="en-US"/>
@@ -4235,6 +4237,7 @@
       <w:r>
         <w:rPr>
           <w:rFonts w:ascii="Times New Roman" w:hAnsi="Times New Roman" w:cs="Times New Roman"/>
+          <w:noProof/>
           <w:sz w:val="28"/>
           <w:szCs w:val="28"/>
           <w:lang w:val="en-US"/>
@@ -4344,10 +4347,10 @@
           <w:szCs w:val="28"/>
         </w:rPr>
         <w:drawing>
-          <wp:inline distT="0" distB="0" distL="0" distR="0" wp14:anchorId="59056CA9" wp14:editId="6416E4F6">
-            <wp:extent cx="5731510" cy="3154045"/>
-            <wp:effectExtent l="0" t="0" r="2540" b="8255"/>
-            <wp:docPr id="11" name="Рисунок 11"/>
+          <wp:inline distT="0" distB="0" distL="0" distR="0" wp14:anchorId="1CE1FE3A" wp14:editId="2D785242">
+            <wp:extent cx="5731510" cy="3078480"/>
+            <wp:effectExtent l="0" t="0" r="2540" b="7620"/>
+            <wp:docPr id="2" name="Рисунок 2"/>
             <wp:cNvGraphicFramePr>
               <a:graphicFrameLocks xmlns:a="http://schemas.openxmlformats.org/drawingml/2006/main" noChangeAspect="1"/>
             </wp:cNvGraphicFramePr>
@@ -4367,7 +4370,7 @@
                   <pic:spPr>
                     <a:xfrm>
                       <a:off x="0" y="0"/>
-                      <a:ext cx="5731510" cy="3154045"/>
+                      <a:ext cx="5731510" cy="3078480"/>
                     </a:xfrm>
                     <a:prstGeom prst="rect">
                       <a:avLst/>

--- a/UID/Labs/lab2/Анализ.docx
+++ b/UID/Labs/lab2/Анализ.docx
@@ -4,7 +4,7 @@
   <w:body>
     <w:p>
       <w:pPr>
-        <w:jc w:val="center"/>
+        <w:jc w:val="both"/>
         <w:rPr>
           <w:rFonts w:ascii="Times New Roman" w:hAnsi="Times New Roman" w:cs="Times New Roman"/>
           <w:b/>
@@ -26,16 +26,17 @@
     </w:p>
     <w:p>
       <w:pPr>
-        <w:jc w:val="center"/>
-        <w:rPr>
-          <w:rFonts w:ascii="Times New Roman" w:hAnsi="Times New Roman" w:cs="Times New Roman"/>
-          <w:sz w:val="28"/>
-          <w:szCs w:val="28"/>
-        </w:rPr>
-      </w:pPr>
-    </w:p>
-    <w:p>
-      <w:pPr>
+        <w:jc w:val="both"/>
+        <w:rPr>
+          <w:rFonts w:ascii="Times New Roman" w:hAnsi="Times New Roman" w:cs="Times New Roman"/>
+          <w:sz w:val="28"/>
+          <w:szCs w:val="28"/>
+        </w:rPr>
+      </w:pPr>
+    </w:p>
+    <w:p>
+      <w:pPr>
+        <w:jc w:val="both"/>
         <w:rPr>
           <w:rFonts w:ascii="Times New Roman" w:hAnsi="Times New Roman" w:cs="Times New Roman"/>
           <w:sz w:val="28"/>
@@ -63,15 +64,17 @@
     </w:p>
     <w:p>
       <w:pPr>
-        <w:rPr>
-          <w:rFonts w:ascii="Times New Roman" w:hAnsi="Times New Roman" w:cs="Times New Roman"/>
-          <w:sz w:val="28"/>
-          <w:szCs w:val="28"/>
-        </w:rPr>
-      </w:pPr>
-    </w:p>
-    <w:p>
-      <w:pPr>
+        <w:jc w:val="both"/>
+        <w:rPr>
+          <w:rFonts w:ascii="Times New Roman" w:hAnsi="Times New Roman" w:cs="Times New Roman"/>
+          <w:sz w:val="28"/>
+          <w:szCs w:val="28"/>
+        </w:rPr>
+      </w:pPr>
+    </w:p>
+    <w:p>
+      <w:pPr>
+        <w:jc w:val="both"/>
         <w:rPr>
           <w:rFonts w:ascii="Times New Roman" w:hAnsi="Times New Roman" w:cs="Times New Roman"/>
           <w:b/>
@@ -98,6 +101,7 @@
           <w:ilvl w:val="0"/>
           <w:numId w:val="1"/>
         </w:numPr>
+        <w:jc w:val="both"/>
         <w:rPr>
           <w:rFonts w:ascii="Times New Roman" w:hAnsi="Times New Roman" w:cs="Times New Roman"/>
           <w:sz w:val="28"/>
@@ -120,6 +124,7 @@
           <w:ilvl w:val="0"/>
           <w:numId w:val="1"/>
         </w:numPr>
+        <w:jc w:val="both"/>
         <w:rPr>
           <w:rFonts w:ascii="Times New Roman" w:hAnsi="Times New Roman" w:cs="Times New Roman"/>
           <w:sz w:val="28"/>
@@ -142,6 +147,7 @@
           <w:ilvl w:val="0"/>
           <w:numId w:val="1"/>
         </w:numPr>
+        <w:jc w:val="both"/>
         <w:rPr>
           <w:rFonts w:ascii="Times New Roman" w:hAnsi="Times New Roman" w:cs="Times New Roman"/>
           <w:sz w:val="28"/>
@@ -164,6 +170,7 @@
           <w:ilvl w:val="0"/>
           <w:numId w:val="1"/>
         </w:numPr>
+        <w:jc w:val="both"/>
         <w:rPr>
           <w:rFonts w:ascii="Times New Roman" w:hAnsi="Times New Roman" w:cs="Times New Roman"/>
           <w:sz w:val="28"/>
@@ -181,6 +188,7 @@
     </w:p>
     <w:p>
       <w:pPr>
+        <w:jc w:val="both"/>
         <w:rPr>
           <w:rFonts w:ascii="Times New Roman" w:hAnsi="Times New Roman" w:cs="Times New Roman"/>
           <w:b/>
@@ -209,6 +217,7 @@
           <w:ilvl w:val="0"/>
           <w:numId w:val="2"/>
         </w:numPr>
+        <w:jc w:val="both"/>
         <w:rPr>
           <w:rFonts w:ascii="Times New Roman" w:hAnsi="Times New Roman" w:cs="Times New Roman"/>
           <w:sz w:val="28"/>
@@ -233,6 +242,7 @@
           <w:ilvl w:val="0"/>
           <w:numId w:val="2"/>
         </w:numPr>
+        <w:jc w:val="both"/>
         <w:rPr>
           <w:rFonts w:ascii="Times New Roman" w:hAnsi="Times New Roman" w:cs="Times New Roman"/>
           <w:sz w:val="28"/>
@@ -257,6 +267,7 @@
           <w:ilvl w:val="0"/>
           <w:numId w:val="2"/>
         </w:numPr>
+        <w:jc w:val="both"/>
         <w:rPr>
           <w:rFonts w:ascii="Times New Roman" w:hAnsi="Times New Roman" w:cs="Times New Roman"/>
           <w:sz w:val="28"/>
@@ -281,6 +292,7 @@
           <w:ilvl w:val="0"/>
           <w:numId w:val="2"/>
         </w:numPr>
+        <w:jc w:val="both"/>
         <w:rPr>
           <w:rFonts w:ascii="Times New Roman" w:hAnsi="Times New Roman" w:cs="Times New Roman"/>
           <w:sz w:val="28"/>
@@ -300,6 +312,7 @@
     </w:p>
     <w:p>
       <w:pPr>
+        <w:jc w:val="both"/>
         <w:rPr>
           <w:rFonts w:ascii="Times New Roman" w:hAnsi="Times New Roman" w:cs="Times New Roman"/>
           <w:sz w:val="28"/>
@@ -324,6 +337,7 @@
           <w:ilvl w:val="0"/>
           <w:numId w:val="4"/>
         </w:numPr>
+        <w:jc w:val="both"/>
         <w:rPr>
           <w:rFonts w:ascii="Times New Roman" w:hAnsi="Times New Roman" w:cs="Times New Roman"/>
           <w:sz w:val="28"/>
@@ -346,6 +360,7 @@
           <w:ilvl w:val="0"/>
           <w:numId w:val="4"/>
         </w:numPr>
+        <w:jc w:val="both"/>
         <w:rPr>
           <w:rFonts w:ascii="Times New Roman" w:hAnsi="Times New Roman" w:cs="Times New Roman"/>
           <w:sz w:val="28"/>
@@ -368,6 +383,7 @@
           <w:ilvl w:val="0"/>
           <w:numId w:val="4"/>
         </w:numPr>
+        <w:jc w:val="both"/>
         <w:rPr>
           <w:rFonts w:ascii="Times New Roman" w:hAnsi="Times New Roman" w:cs="Times New Roman"/>
           <w:sz w:val="28"/>
@@ -385,6 +401,7 @@
     </w:p>
     <w:p>
       <w:pPr>
+        <w:jc w:val="both"/>
         <w:rPr>
           <w:rFonts w:ascii="Times New Roman" w:hAnsi="Times New Roman" w:cs="Times New Roman"/>
           <w:b/>
@@ -411,6 +428,7 @@
           <w:ilvl w:val="0"/>
           <w:numId w:val="3"/>
         </w:numPr>
+        <w:jc w:val="both"/>
         <w:rPr>
           <w:rFonts w:ascii="Times New Roman" w:hAnsi="Times New Roman" w:cs="Times New Roman"/>
           <w:sz w:val="28"/>
@@ -433,6 +451,7 @@
           <w:ilvl w:val="0"/>
           <w:numId w:val="3"/>
         </w:numPr>
+        <w:jc w:val="both"/>
         <w:rPr>
           <w:rFonts w:ascii="Times New Roman" w:hAnsi="Times New Roman" w:cs="Times New Roman"/>
           <w:sz w:val="28"/>
@@ -457,6 +476,7 @@
           <w:ilvl w:val="0"/>
           <w:numId w:val="3"/>
         </w:numPr>
+        <w:jc w:val="both"/>
         <w:rPr>
           <w:rFonts w:ascii="Times New Roman" w:hAnsi="Times New Roman" w:cs="Times New Roman"/>
           <w:sz w:val="28"/>
@@ -475,63 +495,70 @@
     </w:p>
     <w:p>
       <w:pPr>
-        <w:rPr>
-          <w:rFonts w:ascii="Times New Roman" w:hAnsi="Times New Roman" w:cs="Times New Roman"/>
-          <w:sz w:val="28"/>
-          <w:szCs w:val="28"/>
-        </w:rPr>
-      </w:pPr>
-    </w:p>
-    <w:p>
-      <w:pPr>
-        <w:rPr>
-          <w:rFonts w:ascii="Times New Roman" w:hAnsi="Times New Roman" w:cs="Times New Roman"/>
-          <w:sz w:val="28"/>
-          <w:szCs w:val="28"/>
-        </w:rPr>
-      </w:pPr>
-    </w:p>
-    <w:p>
-      <w:pPr>
-        <w:rPr>
-          <w:rFonts w:ascii="Times New Roman" w:hAnsi="Times New Roman" w:cs="Times New Roman"/>
-          <w:sz w:val="28"/>
-          <w:szCs w:val="28"/>
-        </w:rPr>
-      </w:pPr>
-    </w:p>
-    <w:p>
-      <w:pPr>
-        <w:rPr>
-          <w:rFonts w:ascii="Times New Roman" w:hAnsi="Times New Roman" w:cs="Times New Roman"/>
-          <w:sz w:val="28"/>
-          <w:szCs w:val="28"/>
-        </w:rPr>
-      </w:pPr>
-    </w:p>
-    <w:p>
-      <w:pPr>
-        <w:rPr>
-          <w:rFonts w:ascii="Times New Roman" w:hAnsi="Times New Roman" w:cs="Times New Roman"/>
-          <w:b/>
-          <w:bCs/>
-          <w:sz w:val="28"/>
-          <w:szCs w:val="28"/>
-        </w:rPr>
-      </w:pPr>
-      <w:r>
-        <w:rPr>
-          <w:rFonts w:ascii="Times New Roman" w:hAnsi="Times New Roman" w:cs="Times New Roman"/>
-          <w:b/>
-          <w:bCs/>
-          <w:sz w:val="28"/>
-          <w:szCs w:val="28"/>
-        </w:rPr>
+        <w:jc w:val="both"/>
+        <w:rPr>
+          <w:rFonts w:ascii="Times New Roman" w:hAnsi="Times New Roman" w:cs="Times New Roman"/>
+          <w:sz w:val="28"/>
+          <w:szCs w:val="28"/>
+        </w:rPr>
+      </w:pPr>
+    </w:p>
+    <w:p>
+      <w:pPr>
+        <w:jc w:val="both"/>
+        <w:rPr>
+          <w:rFonts w:ascii="Times New Roman" w:hAnsi="Times New Roman" w:cs="Times New Roman"/>
+          <w:sz w:val="28"/>
+          <w:szCs w:val="28"/>
+        </w:rPr>
+      </w:pPr>
+    </w:p>
+    <w:p>
+      <w:pPr>
+        <w:jc w:val="both"/>
+        <w:rPr>
+          <w:rFonts w:ascii="Times New Roman" w:hAnsi="Times New Roman" w:cs="Times New Roman"/>
+          <w:sz w:val="28"/>
+          <w:szCs w:val="28"/>
+        </w:rPr>
+      </w:pPr>
+    </w:p>
+    <w:p>
+      <w:pPr>
+        <w:jc w:val="both"/>
+        <w:rPr>
+          <w:rFonts w:ascii="Times New Roman" w:hAnsi="Times New Roman" w:cs="Times New Roman"/>
+          <w:sz w:val="28"/>
+          <w:szCs w:val="28"/>
+        </w:rPr>
+      </w:pPr>
+    </w:p>
+    <w:p>
+      <w:pPr>
+        <w:jc w:val="both"/>
+        <w:rPr>
+          <w:rFonts w:ascii="Times New Roman" w:hAnsi="Times New Roman" w:cs="Times New Roman"/>
+          <w:b/>
+          <w:bCs/>
+          <w:sz w:val="28"/>
+          <w:szCs w:val="28"/>
+        </w:rPr>
+      </w:pPr>
+      <w:r>
+        <w:rPr>
+          <w:rFonts w:ascii="Times New Roman" w:hAnsi="Times New Roman" w:cs="Times New Roman"/>
+          <w:b/>
+          <w:bCs/>
+          <w:sz w:val="28"/>
+          <w:szCs w:val="28"/>
+        </w:rPr>
+        <w:lastRenderedPageBreak/>
         <w:t>Обзор аналогичных решений:</w:t>
       </w:r>
     </w:p>
     <w:p>
       <w:pPr>
+        <w:jc w:val="both"/>
         <w:rPr>
           <w:rFonts w:ascii="Times New Roman" w:hAnsi="Times New Roman" w:cs="Times New Roman"/>
           <w:sz w:val="28"/>
@@ -550,6 +577,7 @@
     <w:p>
       <w:pPr>
         <w:ind w:left="360"/>
+        <w:jc w:val="both"/>
         <w:rPr>
           <w:rFonts w:ascii="Times New Roman" w:hAnsi="Times New Roman" w:cs="Times New Roman"/>
           <w:sz w:val="28"/>
@@ -633,6 +661,7 @@
     <w:p>
       <w:pPr>
         <w:ind w:left="1416"/>
+        <w:jc w:val="both"/>
         <w:rPr>
           <w:rFonts w:ascii="Times New Roman" w:hAnsi="Times New Roman" w:cs="Times New Roman"/>
           <w:sz w:val="28"/>
@@ -667,6 +696,7 @@
     </w:p>
     <w:p>
       <w:pPr>
+        <w:jc w:val="both"/>
         <w:rPr>
           <w:rFonts w:ascii="Times New Roman" w:hAnsi="Times New Roman" w:cs="Times New Roman"/>
           <w:sz w:val="28"/>
@@ -705,12 +735,12 @@
     </w:p>
     <w:p>
       <w:pPr>
-        <w:rPr>
-          <w:rFonts w:ascii="Times New Roman" w:hAnsi="Times New Roman" w:cs="Times New Roman"/>
-          <w:b/>
-          <w:bCs/>
-          <w:sz w:val="28"/>
-          <w:szCs w:val="28"/>
+        <w:jc w:val="both"/>
+        <w:rPr>
+          <w:rFonts w:ascii="Times New Roman" w:hAnsi="Times New Roman" w:cs="Times New Roman"/>
+          <w:sz w:val="28"/>
+          <w:szCs w:val="28"/>
+          <w:lang w:val="en-US"/>
         </w:rPr>
       </w:pPr>
       <w:r>
@@ -729,132 +759,370 @@
           <w:sz w:val="28"/>
           <w:szCs w:val="28"/>
         </w:rPr>
-        <w:t>Функционал:</w:t>
-      </w:r>
-    </w:p>
-    <w:p>
-      <w:pPr>
-        <w:pStyle w:val="a3"/>
-        <w:numPr>
-          <w:ilvl w:val="2"/>
-          <w:numId w:val="5"/>
-        </w:numPr>
-        <w:rPr>
-          <w:rFonts w:ascii="Times New Roman" w:hAnsi="Times New Roman" w:cs="Times New Roman"/>
-          <w:b/>
-          <w:bCs/>
-          <w:sz w:val="28"/>
-          <w:szCs w:val="28"/>
-        </w:rPr>
-      </w:pPr>
-      <w:r>
-        <w:rPr>
-          <w:rFonts w:ascii="Times New Roman" w:hAnsi="Times New Roman" w:cs="Times New Roman"/>
-          <w:sz w:val="28"/>
-          <w:szCs w:val="28"/>
-        </w:rPr>
-        <w:t>Удобный просмотр и взаимодействие с доской задач</w:t>
-      </w:r>
-    </w:p>
-    <w:p>
-      <w:pPr>
-        <w:pStyle w:val="a3"/>
-        <w:numPr>
-          <w:ilvl w:val="2"/>
-          <w:numId w:val="5"/>
-        </w:numPr>
-        <w:rPr>
-          <w:rFonts w:ascii="Times New Roman" w:hAnsi="Times New Roman" w:cs="Times New Roman"/>
-          <w:b/>
-          <w:bCs/>
-          <w:sz w:val="28"/>
-          <w:szCs w:val="28"/>
-        </w:rPr>
-      </w:pPr>
-      <w:r>
-        <w:rPr>
-          <w:rFonts w:ascii="Times New Roman" w:hAnsi="Times New Roman" w:cs="Times New Roman"/>
-          <w:sz w:val="28"/>
-          <w:szCs w:val="28"/>
-        </w:rPr>
-        <w:t>Возможность разделять задачи по категориям</w:t>
-      </w:r>
-    </w:p>
-    <w:p>
-      <w:pPr>
-        <w:pStyle w:val="a3"/>
-        <w:numPr>
-          <w:ilvl w:val="2"/>
-          <w:numId w:val="5"/>
-        </w:numPr>
-        <w:rPr>
-          <w:rFonts w:ascii="Times New Roman" w:hAnsi="Times New Roman" w:cs="Times New Roman"/>
-          <w:b/>
-          <w:bCs/>
-          <w:sz w:val="28"/>
-          <w:szCs w:val="28"/>
-        </w:rPr>
-      </w:pPr>
-      <w:r>
-        <w:rPr>
-          <w:rFonts w:ascii="Times New Roman" w:hAnsi="Times New Roman" w:cs="Times New Roman"/>
-          <w:sz w:val="28"/>
-          <w:szCs w:val="28"/>
-        </w:rPr>
-        <w:t>Возможность интегрировать систему как в большие так и в маленькие команды</w:t>
-      </w:r>
-    </w:p>
-    <w:p>
-      <w:pPr>
-        <w:pStyle w:val="a3"/>
-        <w:numPr>
-          <w:ilvl w:val="2"/>
-          <w:numId w:val="5"/>
-        </w:numPr>
-        <w:rPr>
-          <w:rFonts w:ascii="Times New Roman" w:hAnsi="Times New Roman" w:cs="Times New Roman"/>
-          <w:b/>
-          <w:bCs/>
-          <w:sz w:val="28"/>
-          <w:szCs w:val="28"/>
-        </w:rPr>
-      </w:pPr>
-      <w:r>
-        <w:rPr>
-          <w:rFonts w:ascii="Times New Roman" w:hAnsi="Times New Roman" w:cs="Times New Roman"/>
-          <w:sz w:val="28"/>
-          <w:szCs w:val="28"/>
-        </w:rPr>
-        <w:t>Возможности контроля за сроками выполнения со стороны руководителей</w:t>
-      </w:r>
-    </w:p>
-    <w:p>
-      <w:pPr>
-        <w:pStyle w:val="a3"/>
-        <w:numPr>
-          <w:ilvl w:val="2"/>
-          <w:numId w:val="5"/>
-        </w:numPr>
-        <w:rPr>
-          <w:rFonts w:ascii="Times New Roman" w:hAnsi="Times New Roman" w:cs="Times New Roman"/>
-          <w:b/>
-          <w:bCs/>
-          <w:sz w:val="28"/>
-          <w:szCs w:val="28"/>
-        </w:rPr>
-      </w:pPr>
-      <w:r>
-        <w:rPr>
-          <w:rFonts w:ascii="Times New Roman" w:hAnsi="Times New Roman" w:cs="Times New Roman"/>
-          <w:sz w:val="28"/>
-          <w:szCs w:val="28"/>
-        </w:rPr>
-        <w:t>Интегрированный чат</w:t>
-      </w:r>
+        <w:t>Выбор методологии разработки:</w:t>
+      </w:r>
+      <w:r>
+        <w:rPr>
+          <w:rFonts w:ascii="Times New Roman" w:hAnsi="Times New Roman" w:cs="Times New Roman"/>
+          <w:b/>
+          <w:bCs/>
+          <w:sz w:val="28"/>
+          <w:szCs w:val="28"/>
+          <w:lang w:val="en-US"/>
+        </w:rPr>
+        <w:t xml:space="preserve"> </w:t>
+      </w:r>
+      <w:r>
+        <w:rPr>
+          <w:rFonts w:ascii="Times New Roman" w:hAnsi="Times New Roman" w:cs="Times New Roman"/>
+          <w:sz w:val="28"/>
+          <w:szCs w:val="28"/>
+        </w:rPr>
+        <w:t xml:space="preserve">Нет. Система автоматически работает на некой смеси </w:t>
+      </w:r>
+      <w:r>
+        <w:rPr>
+          <w:rFonts w:ascii="Times New Roman" w:hAnsi="Times New Roman" w:cs="Times New Roman"/>
+          <w:sz w:val="28"/>
+          <w:szCs w:val="28"/>
+          <w:lang w:val="en-US"/>
+        </w:rPr>
+        <w:t>Agile</w:t>
+      </w:r>
+      <w:r>
+        <w:rPr>
+          <w:rFonts w:ascii="Times New Roman" w:hAnsi="Times New Roman" w:cs="Times New Roman"/>
+          <w:sz w:val="28"/>
+          <w:szCs w:val="28"/>
+        </w:rPr>
+        <w:t xml:space="preserve"> и </w:t>
+      </w:r>
+      <w:r>
+        <w:rPr>
+          <w:rFonts w:ascii="Times New Roman" w:hAnsi="Times New Roman" w:cs="Times New Roman"/>
+          <w:sz w:val="28"/>
+          <w:szCs w:val="28"/>
+          <w:lang w:val="en-US"/>
+        </w:rPr>
+        <w:t>Scrum</w:t>
+      </w:r>
+    </w:p>
+    <w:p>
+      <w:pPr>
+        <w:jc w:val="both"/>
+        <w:rPr>
+          <w:rFonts w:ascii="Times New Roman" w:hAnsi="Times New Roman" w:cs="Times New Roman"/>
+          <w:b/>
+          <w:bCs/>
+          <w:sz w:val="28"/>
+          <w:szCs w:val="28"/>
+        </w:rPr>
+      </w:pPr>
     </w:p>
     <w:p>
       <w:pPr>
         <w:ind w:left="708"/>
+        <w:jc w:val="both"/>
+        <w:rPr>
+          <w:rFonts w:ascii="Times New Roman" w:hAnsi="Times New Roman" w:cs="Times New Roman"/>
+          <w:b/>
+          <w:bCs/>
+          <w:sz w:val="28"/>
+          <w:szCs w:val="28"/>
+        </w:rPr>
+      </w:pPr>
+      <w:r>
+        <w:rPr>
+          <w:rFonts w:ascii="Times New Roman" w:hAnsi="Times New Roman" w:cs="Times New Roman"/>
+          <w:b/>
+          <w:bCs/>
+          <w:sz w:val="28"/>
+          <w:szCs w:val="28"/>
+        </w:rPr>
+        <w:t>Доска задач:</w:t>
+      </w:r>
+    </w:p>
+    <w:p>
+      <w:pPr>
+        <w:jc w:val="both"/>
+        <w:rPr>
+          <w:rFonts w:ascii="Times New Roman" w:hAnsi="Times New Roman" w:cs="Times New Roman"/>
+          <w:b/>
+          <w:bCs/>
+          <w:sz w:val="28"/>
+          <w:szCs w:val="28"/>
+        </w:rPr>
+      </w:pPr>
+      <w:r>
+        <w:rPr>
+          <w:rFonts w:ascii="Times New Roman" w:hAnsi="Times New Roman" w:cs="Times New Roman"/>
+          <w:b/>
+          <w:bCs/>
+          <w:sz w:val="28"/>
+          <w:szCs w:val="28"/>
+        </w:rPr>
+        <w:lastRenderedPageBreak/>
+        <w:tab/>
+      </w:r>
+      <w:r>
+        <w:rPr>
+          <w:noProof/>
+        </w:rPr>
+        <w:drawing>
+          <wp:inline distT="0" distB="0" distL="0" distR="0" wp14:anchorId="10C50AF8" wp14:editId="6B2E0F34">
+            <wp:extent cx="5731510" cy="2872105"/>
+            <wp:effectExtent l="0" t="0" r="2540" b="4445"/>
+            <wp:docPr id="12" name="Рисунок 12" descr="Обновили шаблоны задач в YouGile, добавили подзадачи | Startpack"/>
+            <wp:cNvGraphicFramePr>
+              <a:graphicFrameLocks xmlns:a="http://schemas.openxmlformats.org/drawingml/2006/main" noChangeAspect="1"/>
+            </wp:cNvGraphicFramePr>
+            <a:graphic xmlns:a="http://schemas.openxmlformats.org/drawingml/2006/main">
+              <a:graphicData uri="http://schemas.openxmlformats.org/drawingml/2006/picture">
+                <pic:pic xmlns:pic="http://schemas.openxmlformats.org/drawingml/2006/picture">
+                  <pic:nvPicPr>
+                    <pic:cNvPr id="0" name="Picture 8" descr="Обновили шаблоны задач в YouGile, добавили подзадачи | Startpack"/>
+                    <pic:cNvPicPr>
+                      <a:picLocks noChangeAspect="1" noChangeArrowheads="1"/>
+                    </pic:cNvPicPr>
+                  </pic:nvPicPr>
+                  <pic:blipFill>
+                    <a:blip r:embed="rId7">
+                      <a:extLst>
+                        <a:ext uri="{28A0092B-C50C-407E-A947-70E740481C1C}">
+                          <a14:useLocalDpi xmlns:a14="http://schemas.microsoft.com/office/drawing/2010/main" val="0"/>
+                        </a:ext>
+                      </a:extLst>
+                    </a:blip>
+                    <a:srcRect/>
+                    <a:stretch>
+                      <a:fillRect/>
+                    </a:stretch>
+                  </pic:blipFill>
+                  <pic:spPr bwMode="auto">
+                    <a:xfrm>
+                      <a:off x="0" y="0"/>
+                      <a:ext cx="5731510" cy="2872105"/>
+                    </a:xfrm>
+                    <a:prstGeom prst="rect">
+                      <a:avLst/>
+                    </a:prstGeom>
+                    <a:noFill/>
+                    <a:ln>
+                      <a:noFill/>
+                    </a:ln>
+                  </pic:spPr>
+                </pic:pic>
+              </a:graphicData>
+            </a:graphic>
+          </wp:inline>
+        </w:drawing>
+      </w:r>
+    </w:p>
+    <w:p>
+      <w:pPr>
+        <w:jc w:val="center"/>
+        <w:rPr>
+          <w:rFonts w:ascii="Times New Roman" w:hAnsi="Times New Roman" w:cs="Times New Roman"/>
+          <w:sz w:val="28"/>
+          <w:szCs w:val="28"/>
+          <w:lang w:val="en-US"/>
+        </w:rPr>
+      </w:pPr>
+      <w:r>
+        <w:rPr>
+          <w:rFonts w:ascii="Times New Roman" w:hAnsi="Times New Roman" w:cs="Times New Roman"/>
+          <w:sz w:val="28"/>
+          <w:szCs w:val="28"/>
+        </w:rPr>
+        <w:t xml:space="preserve">Рисунок 1.1 – Вид доски задач системы управления проектами </w:t>
+      </w:r>
+      <w:r>
+        <w:rPr>
+          <w:rFonts w:ascii="Times New Roman" w:hAnsi="Times New Roman" w:cs="Times New Roman"/>
+          <w:sz w:val="28"/>
+          <w:szCs w:val="28"/>
+          <w:lang w:val="en-US"/>
+        </w:rPr>
+        <w:t>YouGile</w:t>
+      </w:r>
+    </w:p>
+    <w:p>
+      <w:pPr>
+        <w:ind w:firstLine="708"/>
+        <w:jc w:val="both"/>
+        <w:rPr>
+          <w:rFonts w:ascii="Times New Roman" w:hAnsi="Times New Roman" w:cs="Times New Roman"/>
+          <w:sz w:val="28"/>
+          <w:szCs w:val="28"/>
+        </w:rPr>
+      </w:pPr>
+      <w:r>
+        <w:rPr>
+          <w:rFonts w:ascii="Times New Roman" w:hAnsi="Times New Roman" w:cs="Times New Roman"/>
+          <w:sz w:val="28"/>
+          <w:szCs w:val="28"/>
+        </w:rPr>
+        <w:t xml:space="preserve">Интерфейс интуитивно понятен, легко настраивается под пользователя. Пользователь сам определяет статусы для задач, что занимает некоторое время, которое можно было бы сэкономить имея встроенный выбор методологии разработки. </w:t>
+      </w:r>
+    </w:p>
+    <w:p>
+      <w:pPr>
+        <w:ind w:firstLine="708"/>
+        <w:jc w:val="both"/>
+        <w:rPr>
+          <w:rFonts w:ascii="Times New Roman" w:hAnsi="Times New Roman" w:cs="Times New Roman"/>
+          <w:sz w:val="28"/>
+          <w:szCs w:val="28"/>
+        </w:rPr>
+      </w:pPr>
+      <w:r>
+        <w:rPr>
+          <w:rFonts w:ascii="Times New Roman" w:hAnsi="Times New Roman" w:cs="Times New Roman"/>
+          <w:sz w:val="28"/>
+          <w:szCs w:val="28"/>
+        </w:rPr>
+        <w:t xml:space="preserve">Задачи легко и понятно приоритезируются, а позже сортируются на основе этих приоритетов, что очень удобно. </w:t>
+      </w:r>
+    </w:p>
+    <w:p>
+      <w:pPr>
+        <w:jc w:val="both"/>
+        <w:rPr>
+          <w:rFonts w:ascii="Times New Roman" w:hAnsi="Times New Roman" w:cs="Times New Roman"/>
+          <w:b/>
+          <w:bCs/>
+          <w:sz w:val="28"/>
+          <w:szCs w:val="28"/>
+        </w:rPr>
+      </w:pPr>
+      <w:r>
+        <w:rPr>
+          <w:rFonts w:ascii="Times New Roman" w:hAnsi="Times New Roman" w:cs="Times New Roman"/>
+          <w:b/>
+          <w:bCs/>
+          <w:sz w:val="28"/>
+          <w:szCs w:val="28"/>
+        </w:rPr>
+        <w:t>Взаимодействие с задачами:</w:t>
+      </w:r>
+    </w:p>
+    <w:p>
+      <w:pPr>
+        <w:ind w:firstLine="708"/>
+        <w:jc w:val="both"/>
+        <w:rPr>
+          <w:rFonts w:ascii="Times New Roman" w:hAnsi="Times New Roman" w:cs="Times New Roman"/>
+          <w:sz w:val="28"/>
+          <w:szCs w:val="28"/>
+        </w:rPr>
+      </w:pPr>
+      <w:r>
+        <w:rPr>
+          <w:rFonts w:ascii="Times New Roman" w:hAnsi="Times New Roman" w:cs="Times New Roman"/>
+          <w:sz w:val="28"/>
+          <w:szCs w:val="28"/>
+        </w:rPr>
+        <w:t xml:space="preserve">Есть много возможностей для </w:t>
+      </w:r>
+      <w:r>
+        <w:rPr>
+          <w:rFonts w:ascii="Times New Roman" w:hAnsi="Times New Roman" w:cs="Times New Roman"/>
+          <w:sz w:val="28"/>
+          <w:szCs w:val="28"/>
+        </w:rPr>
+        <w:t>взаимодействия</w:t>
+      </w:r>
+      <w:r>
+        <w:rPr>
+          <w:rFonts w:ascii="Times New Roman" w:hAnsi="Times New Roman" w:cs="Times New Roman"/>
+          <w:sz w:val="28"/>
+          <w:szCs w:val="28"/>
+        </w:rPr>
+        <w:t>: можно создавать шаблоны для часто появляющихся задач, легкое добавление, изменение статуса и удаление задач, удобная система категоризации</w:t>
+      </w:r>
+      <w:r>
+        <w:rPr>
+          <w:rFonts w:ascii="Times New Roman" w:hAnsi="Times New Roman" w:cs="Times New Roman"/>
+          <w:sz w:val="28"/>
+          <w:szCs w:val="28"/>
+        </w:rPr>
+        <w:t xml:space="preserve"> задач, однако довольно неудобно отслеживать прогресс выполнения задач, что может приводить к опозданиям с дедлайнами</w:t>
+      </w:r>
+      <w:r>
+        <w:rPr>
+          <w:rFonts w:ascii="Times New Roman" w:hAnsi="Times New Roman" w:cs="Times New Roman"/>
+          <w:sz w:val="28"/>
+          <w:szCs w:val="28"/>
+        </w:rPr>
+        <w:t>.</w:t>
+      </w:r>
+    </w:p>
+    <w:p>
+      <w:pPr>
+        <w:jc w:val="both"/>
+        <w:rPr>
+          <w:rFonts w:ascii="Times New Roman" w:hAnsi="Times New Roman" w:cs="Times New Roman"/>
+          <w:b/>
+          <w:bCs/>
+          <w:sz w:val="28"/>
+          <w:szCs w:val="28"/>
+        </w:rPr>
+      </w:pPr>
+      <w:r>
+        <w:rPr>
+          <w:rFonts w:ascii="Times New Roman" w:hAnsi="Times New Roman" w:cs="Times New Roman"/>
+          <w:b/>
+          <w:bCs/>
+          <w:sz w:val="28"/>
+          <w:szCs w:val="28"/>
+        </w:rPr>
+        <w:t>Отчётность:</w:t>
+      </w:r>
+    </w:p>
+    <w:p>
+      <w:pPr>
+        <w:jc w:val="both"/>
+        <w:rPr>
+          <w:rFonts w:ascii="Times New Roman" w:hAnsi="Times New Roman" w:cs="Times New Roman"/>
+          <w:sz w:val="28"/>
+          <w:szCs w:val="28"/>
+        </w:rPr>
+      </w:pPr>
+      <w:r>
+        <w:rPr>
+          <w:rFonts w:ascii="Times New Roman" w:hAnsi="Times New Roman" w:cs="Times New Roman"/>
+          <w:b/>
+          <w:bCs/>
+          <w:sz w:val="28"/>
+          <w:szCs w:val="28"/>
+        </w:rPr>
+        <w:tab/>
+      </w:r>
+      <w:r>
+        <w:rPr>
+          <w:rFonts w:ascii="Times New Roman" w:hAnsi="Times New Roman" w:cs="Times New Roman"/>
+          <w:sz w:val="28"/>
+          <w:szCs w:val="28"/>
+        </w:rPr>
+        <w:t xml:space="preserve">Как таковой нету. </w:t>
+      </w:r>
+    </w:p>
+    <w:p>
+      <w:pPr>
+        <w:jc w:val="both"/>
+        <w:rPr>
+          <w:rFonts w:ascii="Times New Roman" w:hAnsi="Times New Roman" w:cs="Times New Roman"/>
+          <w:b/>
+          <w:bCs/>
+          <w:sz w:val="28"/>
+          <w:szCs w:val="28"/>
+        </w:rPr>
+      </w:pPr>
+    </w:p>
+    <w:p>
+      <w:pPr>
+        <w:ind w:left="708"/>
+        <w:jc w:val="both"/>
         <w:rPr>
           <w:rFonts w:ascii="Times New Roman" w:hAnsi="Times New Roman" w:cs="Times New Roman"/>
           <w:b/>
@@ -881,6 +1149,7 @@
           <w:ilvl w:val="2"/>
           <w:numId w:val="6"/>
         </w:numPr>
+        <w:jc w:val="both"/>
         <w:rPr>
           <w:rFonts w:ascii="Times New Roman" w:hAnsi="Times New Roman" w:cs="Times New Roman"/>
           <w:b/>
@@ -905,6 +1174,7 @@
           <w:ilvl w:val="2"/>
           <w:numId w:val="6"/>
         </w:numPr>
+        <w:jc w:val="both"/>
         <w:rPr>
           <w:rFonts w:ascii="Times New Roman" w:hAnsi="Times New Roman" w:cs="Times New Roman"/>
           <w:b/>
@@ -925,6 +1195,7 @@
     <w:p>
       <w:pPr>
         <w:ind w:left="708"/>
+        <w:jc w:val="both"/>
         <w:rPr>
           <w:rFonts w:ascii="Times New Roman" w:hAnsi="Times New Roman" w:cs="Times New Roman"/>
           <w:b/>
@@ -937,22 +1208,24 @@
     <w:p>
       <w:pPr>
         <w:ind w:left="708"/>
-        <w:rPr>
-          <w:rFonts w:ascii="Times New Roman" w:hAnsi="Times New Roman" w:cs="Times New Roman"/>
-          <w:b/>
-          <w:bCs/>
-          <w:sz w:val="28"/>
-          <w:szCs w:val="28"/>
-        </w:rPr>
-      </w:pPr>
-      <w:r>
-        <w:rPr>
-          <w:rFonts w:ascii="Times New Roman" w:hAnsi="Times New Roman" w:cs="Times New Roman"/>
-          <w:b/>
-          <w:bCs/>
-          <w:sz w:val="28"/>
-          <w:szCs w:val="28"/>
-        </w:rPr>
+        <w:jc w:val="both"/>
+        <w:rPr>
+          <w:rFonts w:ascii="Times New Roman" w:hAnsi="Times New Roman" w:cs="Times New Roman"/>
+          <w:b/>
+          <w:bCs/>
+          <w:sz w:val="28"/>
+          <w:szCs w:val="28"/>
+        </w:rPr>
+      </w:pPr>
+      <w:r>
+        <w:rPr>
+          <w:rFonts w:ascii="Times New Roman" w:hAnsi="Times New Roman" w:cs="Times New Roman"/>
+          <w:b/>
+          <w:bCs/>
+          <w:sz w:val="28"/>
+          <w:szCs w:val="28"/>
+        </w:rPr>
+        <w:lastRenderedPageBreak/>
         <w:t xml:space="preserve">Плюсы: </w:t>
       </w:r>
     </w:p>
@@ -963,6 +1236,7 @@
           <w:ilvl w:val="2"/>
           <w:numId w:val="7"/>
         </w:numPr>
+        <w:jc w:val="both"/>
         <w:rPr>
           <w:rFonts w:ascii="Times New Roman" w:hAnsi="Times New Roman" w:cs="Times New Roman"/>
           <w:b/>
@@ -987,21 +1261,21 @@
           <w:ilvl w:val="2"/>
           <w:numId w:val="7"/>
         </w:numPr>
-        <w:rPr>
-          <w:rFonts w:ascii="Times New Roman" w:hAnsi="Times New Roman" w:cs="Times New Roman"/>
-          <w:b/>
-          <w:bCs/>
-          <w:sz w:val="28"/>
-          <w:szCs w:val="28"/>
-        </w:rPr>
-      </w:pPr>
-      <w:r>
-        <w:rPr>
-          <w:rFonts w:ascii="Times New Roman" w:hAnsi="Times New Roman" w:cs="Times New Roman"/>
-          <w:sz w:val="28"/>
-          <w:szCs w:val="28"/>
-        </w:rPr>
-        <w:lastRenderedPageBreak/>
+        <w:jc w:val="both"/>
+        <w:rPr>
+          <w:rFonts w:ascii="Times New Roman" w:hAnsi="Times New Roman" w:cs="Times New Roman"/>
+          <w:b/>
+          <w:bCs/>
+          <w:sz w:val="28"/>
+          <w:szCs w:val="28"/>
+        </w:rPr>
+      </w:pPr>
+      <w:r>
+        <w:rPr>
+          <w:rFonts w:ascii="Times New Roman" w:hAnsi="Times New Roman" w:cs="Times New Roman"/>
+          <w:sz w:val="28"/>
+          <w:szCs w:val="28"/>
+        </w:rPr>
         <w:t>Возможность хорошо структурировать работу</w:t>
       </w:r>
     </w:p>
@@ -1012,6 +1286,7 @@
           <w:ilvl w:val="2"/>
           <w:numId w:val="7"/>
         </w:numPr>
+        <w:jc w:val="both"/>
         <w:rPr>
           <w:rFonts w:ascii="Times New Roman" w:hAnsi="Times New Roman" w:cs="Times New Roman"/>
           <w:b/>
@@ -1036,6 +1311,7 @@
           <w:ilvl w:val="2"/>
           <w:numId w:val="7"/>
         </w:numPr>
+        <w:jc w:val="both"/>
         <w:rPr>
           <w:rFonts w:ascii="Times New Roman" w:hAnsi="Times New Roman" w:cs="Times New Roman"/>
           <w:b/>
@@ -1056,6 +1332,7 @@
     <w:p>
       <w:pPr>
         <w:ind w:left="708"/>
+        <w:jc w:val="both"/>
         <w:rPr>
           <w:rFonts w:ascii="Times New Roman" w:hAnsi="Times New Roman" w:cs="Times New Roman"/>
           <w:b/>
@@ -1082,6 +1359,7 @@
           <w:ilvl w:val="2"/>
           <w:numId w:val="8"/>
         </w:numPr>
+        <w:jc w:val="both"/>
         <w:rPr>
           <w:rFonts w:ascii="Times New Roman" w:hAnsi="Times New Roman" w:cs="Times New Roman"/>
           <w:b/>
@@ -1106,6 +1384,7 @@
           <w:ilvl w:val="2"/>
           <w:numId w:val="8"/>
         </w:numPr>
+        <w:jc w:val="both"/>
         <w:rPr>
           <w:rFonts w:ascii="Times New Roman" w:hAnsi="Times New Roman" w:cs="Times New Roman"/>
           <w:b/>
@@ -1130,6 +1409,7 @@
           <w:ilvl w:val="2"/>
           <w:numId w:val="8"/>
         </w:numPr>
+        <w:jc w:val="both"/>
         <w:rPr>
           <w:rFonts w:ascii="Times New Roman" w:hAnsi="Times New Roman" w:cs="Times New Roman"/>
           <w:b/>
@@ -1154,6 +1434,7 @@
           <w:ilvl w:val="2"/>
           <w:numId w:val="8"/>
         </w:numPr>
+        <w:jc w:val="both"/>
         <w:rPr>
           <w:rFonts w:ascii="Times New Roman" w:hAnsi="Times New Roman" w:cs="Times New Roman"/>
           <w:b/>
@@ -1203,6 +1484,7 @@
     </w:p>
     <w:p>
       <w:pPr>
+        <w:jc w:val="both"/>
         <w:rPr>
           <w:rFonts w:ascii="Times New Roman" w:hAnsi="Times New Roman" w:cs="Times New Roman"/>
           <w:b/>
@@ -1225,6 +1507,7 @@
     </w:p>
     <w:p>
       <w:pPr>
+        <w:jc w:val="both"/>
         <w:rPr>
           <w:rFonts w:ascii="Times New Roman" w:hAnsi="Times New Roman" w:cs="Times New Roman"/>
           <w:sz w:val="28"/>
@@ -1253,7 +1536,7 @@
                     </pic:cNvPicPr>
                   </pic:nvPicPr>
                   <pic:blipFill>
-                    <a:blip r:embed="rId7" cstate="print">
+                    <a:blip r:embed="rId8" cstate="print">
                       <a:extLst>
                         <a:ext uri="{28A0092B-C50C-407E-A947-70E740481C1C}">
                           <a14:useLocalDpi xmlns:a14="http://schemas.microsoft.com/office/drawing/2010/main" val="0"/>
@@ -1290,7 +1573,7 @@
         <w:tabs>
           <w:tab w:val="left" w:pos="907"/>
         </w:tabs>
-        <w:jc w:val="center"/>
+        <w:jc w:val="both"/>
         <w:rPr>
           <w:rFonts w:ascii="Times New Roman" w:hAnsi="Times New Roman" w:cs="Times New Roman"/>
           <w:sz w:val="28"/>
@@ -1328,6 +1611,7 @@
         <w:tabs>
           <w:tab w:val="left" w:pos="907"/>
         </w:tabs>
+        <w:jc w:val="both"/>
         <w:rPr>
           <w:rFonts w:ascii="Times New Roman" w:hAnsi="Times New Roman" w:cs="Times New Roman"/>
           <w:sz w:val="28"/>
@@ -1344,7 +1628,7 @@
         </w:rPr>
         <w:t xml:space="preserve">Сайт: </w:t>
       </w:r>
-      <w:hyperlink r:id="rId8" w:history="1">
+      <w:hyperlink r:id="rId9" w:history="1">
         <w:r>
           <w:rPr>
             <w:rStyle w:val="a4"/>
@@ -1361,6 +1645,7 @@
         <w:tabs>
           <w:tab w:val="left" w:pos="907"/>
         </w:tabs>
+        <w:jc w:val="both"/>
         <w:rPr>
           <w:rFonts w:ascii="Times New Roman" w:hAnsi="Times New Roman" w:cs="Times New Roman"/>
           <w:b/>
@@ -1400,6 +1685,7 @@
         <w:tabs>
           <w:tab w:val="left" w:pos="907"/>
         </w:tabs>
+        <w:jc w:val="both"/>
         <w:rPr>
           <w:rFonts w:ascii="Times New Roman" w:hAnsi="Times New Roman" w:cs="Times New Roman"/>
           <w:b/>
@@ -1427,6 +1713,7 @@
         <w:tabs>
           <w:tab w:val="left" w:pos="907"/>
         </w:tabs>
+        <w:jc w:val="both"/>
         <w:rPr>
           <w:rFonts w:ascii="Times New Roman" w:hAnsi="Times New Roman" w:cs="Times New Roman"/>
           <w:b/>
@@ -1454,6 +1741,7 @@
         <w:tabs>
           <w:tab w:val="left" w:pos="907"/>
         </w:tabs>
+        <w:jc w:val="both"/>
         <w:rPr>
           <w:rFonts w:ascii="Times New Roman" w:hAnsi="Times New Roman" w:cs="Times New Roman"/>
           <w:b/>
@@ -1481,6 +1769,7 @@
         <w:tabs>
           <w:tab w:val="left" w:pos="907"/>
         </w:tabs>
+        <w:jc w:val="both"/>
         <w:rPr>
           <w:rFonts w:ascii="Times New Roman" w:hAnsi="Times New Roman" w:cs="Times New Roman"/>
           <w:b/>
@@ -1508,6 +1797,7 @@
         <w:tabs>
           <w:tab w:val="left" w:pos="907"/>
         </w:tabs>
+        <w:jc w:val="both"/>
         <w:rPr>
           <w:rFonts w:ascii="Times New Roman" w:hAnsi="Times New Roman" w:cs="Times New Roman"/>
           <w:b/>
@@ -1530,6 +1820,7 @@
         <w:tabs>
           <w:tab w:val="left" w:pos="907"/>
         </w:tabs>
+        <w:jc w:val="both"/>
         <w:rPr>
           <w:rFonts w:ascii="Times New Roman" w:hAnsi="Times New Roman" w:cs="Times New Roman"/>
           <w:b/>
@@ -1559,20 +1850,22 @@
         <w:tabs>
           <w:tab w:val="left" w:pos="907"/>
         </w:tabs>
-        <w:rPr>
-          <w:rFonts w:ascii="Times New Roman" w:hAnsi="Times New Roman" w:cs="Times New Roman"/>
-          <w:b/>
-          <w:bCs/>
-          <w:sz w:val="28"/>
-          <w:szCs w:val="28"/>
-        </w:rPr>
-      </w:pPr>
-      <w:r>
-        <w:rPr>
-          <w:rFonts w:ascii="Times New Roman" w:hAnsi="Times New Roman" w:cs="Times New Roman"/>
-          <w:sz w:val="28"/>
-          <w:szCs w:val="28"/>
-        </w:rPr>
+        <w:jc w:val="both"/>
+        <w:rPr>
+          <w:rFonts w:ascii="Times New Roman" w:hAnsi="Times New Roman" w:cs="Times New Roman"/>
+          <w:b/>
+          <w:bCs/>
+          <w:sz w:val="28"/>
+          <w:szCs w:val="28"/>
+        </w:rPr>
+      </w:pPr>
+      <w:r>
+        <w:rPr>
+          <w:rFonts w:ascii="Times New Roman" w:hAnsi="Times New Roman" w:cs="Times New Roman"/>
+          <w:sz w:val="28"/>
+          <w:szCs w:val="28"/>
+        </w:rPr>
+        <w:lastRenderedPageBreak/>
         <w:t>Не перегруженный и простой в понимании интерфейс</w:t>
       </w:r>
     </w:p>
@@ -1586,6 +1879,7 @@
         <w:tabs>
           <w:tab w:val="left" w:pos="907"/>
         </w:tabs>
+        <w:jc w:val="both"/>
         <w:rPr>
           <w:rFonts w:ascii="Times New Roman" w:hAnsi="Times New Roman" w:cs="Times New Roman"/>
           <w:b/>
@@ -1613,21 +1907,21 @@
         <w:tabs>
           <w:tab w:val="left" w:pos="907"/>
         </w:tabs>
-        <w:rPr>
-          <w:rFonts w:ascii="Times New Roman" w:hAnsi="Times New Roman" w:cs="Times New Roman"/>
-          <w:b/>
-          <w:bCs/>
-          <w:sz w:val="28"/>
-          <w:szCs w:val="28"/>
-        </w:rPr>
-      </w:pPr>
-      <w:r>
-        <w:rPr>
-          <w:rFonts w:ascii="Times New Roman" w:hAnsi="Times New Roman" w:cs="Times New Roman"/>
-          <w:sz w:val="28"/>
-          <w:szCs w:val="28"/>
-        </w:rPr>
-        <w:lastRenderedPageBreak/>
+        <w:jc w:val="both"/>
+        <w:rPr>
+          <w:rFonts w:ascii="Times New Roman" w:hAnsi="Times New Roman" w:cs="Times New Roman"/>
+          <w:b/>
+          <w:bCs/>
+          <w:sz w:val="28"/>
+          <w:szCs w:val="28"/>
+        </w:rPr>
+      </w:pPr>
+      <w:r>
+        <w:rPr>
+          <w:rFonts w:ascii="Times New Roman" w:hAnsi="Times New Roman" w:cs="Times New Roman"/>
+          <w:sz w:val="28"/>
+          <w:szCs w:val="28"/>
+        </w:rPr>
         <w:t>Удобное расположение и структуризация интерфейса</w:t>
       </w:r>
     </w:p>
@@ -1636,6 +1930,7 @@
         <w:tabs>
           <w:tab w:val="left" w:pos="907"/>
         </w:tabs>
+        <w:jc w:val="both"/>
         <w:rPr>
           <w:rFonts w:ascii="Times New Roman" w:hAnsi="Times New Roman" w:cs="Times New Roman"/>
           <w:b/>
@@ -1665,21 +1960,40 @@
         <w:tabs>
           <w:tab w:val="left" w:pos="907"/>
         </w:tabs>
-        <w:rPr>
-          <w:rFonts w:ascii="Times New Roman" w:hAnsi="Times New Roman" w:cs="Times New Roman"/>
-          <w:b/>
-          <w:bCs/>
-          <w:sz w:val="28"/>
-          <w:szCs w:val="28"/>
-        </w:rPr>
-      </w:pPr>
-      <w:r>
-        <w:rPr>
-          <w:rFonts w:ascii="Times New Roman" w:hAnsi="Times New Roman" w:cs="Times New Roman"/>
-          <w:sz w:val="28"/>
-          <w:szCs w:val="28"/>
-        </w:rPr>
-        <w:t>Широкий функционал для испонителей и наблюдателей за задачами</w:t>
+        <w:jc w:val="both"/>
+        <w:rPr>
+          <w:rFonts w:ascii="Times New Roman" w:hAnsi="Times New Roman" w:cs="Times New Roman"/>
+          <w:b/>
+          <w:bCs/>
+          <w:sz w:val="28"/>
+          <w:szCs w:val="28"/>
+        </w:rPr>
+      </w:pPr>
+      <w:r>
+        <w:rPr>
+          <w:rFonts w:ascii="Times New Roman" w:hAnsi="Times New Roman" w:cs="Times New Roman"/>
+          <w:sz w:val="28"/>
+          <w:szCs w:val="28"/>
+        </w:rPr>
+        <w:t xml:space="preserve">Широкий функционал для </w:t>
+      </w:r>
+      <w:proofErr w:type="spellStart"/>
+      <w:r>
+        <w:rPr>
+          <w:rFonts w:ascii="Times New Roman" w:hAnsi="Times New Roman" w:cs="Times New Roman"/>
+          <w:sz w:val="28"/>
+          <w:szCs w:val="28"/>
+        </w:rPr>
+        <w:t>испонителей</w:t>
+      </w:r>
+      <w:proofErr w:type="spellEnd"/>
+      <w:r>
+        <w:rPr>
+          <w:rFonts w:ascii="Times New Roman" w:hAnsi="Times New Roman" w:cs="Times New Roman"/>
+          <w:sz w:val="28"/>
+          <w:szCs w:val="28"/>
+        </w:rPr>
+        <w:t xml:space="preserve"> и наблюдателей за задачами</w:t>
       </w:r>
     </w:p>
     <w:p>
@@ -1692,6 +2006,7 @@
         <w:tabs>
           <w:tab w:val="left" w:pos="907"/>
         </w:tabs>
+        <w:jc w:val="both"/>
         <w:rPr>
           <w:rFonts w:ascii="Times New Roman" w:hAnsi="Times New Roman" w:cs="Times New Roman"/>
           <w:b/>
@@ -1719,6 +2034,7 @@
         <w:tabs>
           <w:tab w:val="left" w:pos="907"/>
         </w:tabs>
+        <w:jc w:val="both"/>
         <w:rPr>
           <w:rFonts w:ascii="Times New Roman" w:hAnsi="Times New Roman" w:cs="Times New Roman"/>
           <w:b/>
@@ -1741,6 +2057,7 @@
         <w:tabs>
           <w:tab w:val="left" w:pos="907"/>
         </w:tabs>
+        <w:jc w:val="both"/>
         <w:rPr>
           <w:rFonts w:ascii="Times New Roman" w:hAnsi="Times New Roman" w:cs="Times New Roman"/>
           <w:b/>
@@ -1770,6 +2087,7 @@
         <w:tabs>
           <w:tab w:val="left" w:pos="907"/>
         </w:tabs>
+        <w:jc w:val="both"/>
         <w:rPr>
           <w:rFonts w:ascii="Times New Roman" w:hAnsi="Times New Roman" w:cs="Times New Roman"/>
           <w:b/>
@@ -1797,6 +2115,7 @@
         <w:tabs>
           <w:tab w:val="left" w:pos="907"/>
         </w:tabs>
+        <w:jc w:val="both"/>
         <w:rPr>
           <w:rFonts w:ascii="Times New Roman" w:hAnsi="Times New Roman" w:cs="Times New Roman"/>
           <w:b/>
@@ -1824,6 +2143,7 @@
         <w:tabs>
           <w:tab w:val="left" w:pos="907"/>
         </w:tabs>
+        <w:jc w:val="both"/>
         <w:rPr>
           <w:rFonts w:ascii="Times New Roman" w:hAnsi="Times New Roman" w:cs="Times New Roman"/>
           <w:b/>
@@ -1846,6 +2166,7 @@
         <w:tabs>
           <w:tab w:val="left" w:pos="907"/>
         </w:tabs>
+        <w:jc w:val="both"/>
         <w:rPr>
           <w:rFonts w:ascii="Times New Roman" w:hAnsi="Times New Roman" w:cs="Times New Roman"/>
           <w:b/>
@@ -1860,7 +2181,7 @@
         <w:tabs>
           <w:tab w:val="left" w:pos="907"/>
         </w:tabs>
-        <w:jc w:val="center"/>
+        <w:jc w:val="both"/>
         <w:rPr>
           <w:rFonts w:ascii="Times New Roman" w:hAnsi="Times New Roman" w:cs="Times New Roman"/>
           <w:sz w:val="28"/>
@@ -1873,6 +2194,7 @@
         <w:tabs>
           <w:tab w:val="left" w:pos="907"/>
         </w:tabs>
+        <w:jc w:val="both"/>
         <w:rPr>
           <w:rFonts w:ascii="Times New Roman" w:hAnsi="Times New Roman" w:cs="Times New Roman"/>
           <w:b/>
@@ -1898,7 +2220,7 @@
         <w:tabs>
           <w:tab w:val="left" w:pos="907"/>
         </w:tabs>
-        <w:jc w:val="center"/>
+        <w:jc w:val="both"/>
         <w:rPr>
           <w:rFonts w:ascii="Times New Roman" w:hAnsi="Times New Roman" w:cs="Times New Roman"/>
           <w:sz w:val="28"/>
@@ -1927,7 +2249,7 @@
                     </pic:cNvPicPr>
                   </pic:nvPicPr>
                   <pic:blipFill>
-                    <a:blip r:embed="rId9" cstate="print">
+                    <a:blip r:embed="rId10" cstate="print">
                       <a:extLst>
                         <a:ext uri="{28A0092B-C50C-407E-A947-70E740481C1C}">
                           <a14:useLocalDpi xmlns:a14="http://schemas.microsoft.com/office/drawing/2010/main" val="0"/>
@@ -1961,7 +2283,7 @@
     </w:p>
     <w:p>
       <w:pPr>
-        <w:jc w:val="center"/>
+        <w:jc w:val="both"/>
         <w:rPr>
           <w:rFonts w:ascii="Times New Roman" w:hAnsi="Times New Roman" w:cs="Times New Roman"/>
           <w:sz w:val="28"/>
@@ -1996,6 +2318,7 @@
     </w:p>
     <w:p>
       <w:pPr>
+        <w:jc w:val="both"/>
         <w:rPr>
           <w:rFonts w:ascii="Times New Roman" w:hAnsi="Times New Roman" w:cs="Times New Roman"/>
           <w:sz w:val="28"/>
@@ -2012,7 +2335,7 @@
         </w:rPr>
         <w:t xml:space="preserve">Сайт: </w:t>
       </w:r>
-      <w:hyperlink r:id="rId10" w:history="1">
+      <w:hyperlink r:id="rId11" w:history="1">
         <w:r>
           <w:rPr>
             <w:rStyle w:val="a4"/>
@@ -2026,6 +2349,7 @@
     </w:p>
     <w:p>
       <w:pPr>
+        <w:jc w:val="both"/>
         <w:rPr>
           <w:rFonts w:ascii="Times New Roman" w:hAnsi="Times New Roman" w:cs="Times New Roman"/>
           <w:b/>
@@ -2052,6 +2376,7 @@
           <w:ilvl w:val="0"/>
           <w:numId w:val="13"/>
         </w:numPr>
+        <w:jc w:val="both"/>
         <w:rPr>
           <w:rFonts w:ascii="Times New Roman" w:hAnsi="Times New Roman" w:cs="Times New Roman"/>
           <w:b/>
@@ -2076,6 +2401,7 @@
           <w:ilvl w:val="0"/>
           <w:numId w:val="13"/>
         </w:numPr>
+        <w:jc w:val="both"/>
         <w:rPr>
           <w:rFonts w:ascii="Times New Roman" w:hAnsi="Times New Roman" w:cs="Times New Roman"/>
           <w:b/>
@@ -2101,6 +2427,7 @@
           <w:ilvl w:val="0"/>
           <w:numId w:val="13"/>
         </w:numPr>
+        <w:jc w:val="both"/>
         <w:rPr>
           <w:rFonts w:ascii="Times New Roman" w:hAnsi="Times New Roman" w:cs="Times New Roman"/>
           <w:b/>
@@ -2125,6 +2452,7 @@
           <w:ilvl w:val="0"/>
           <w:numId w:val="13"/>
         </w:numPr>
+        <w:jc w:val="both"/>
         <w:rPr>
           <w:rFonts w:ascii="Times New Roman" w:hAnsi="Times New Roman" w:cs="Times New Roman"/>
           <w:b/>
@@ -2158,6 +2486,7 @@
           <w:ilvl w:val="0"/>
           <w:numId w:val="13"/>
         </w:numPr>
+        <w:jc w:val="both"/>
         <w:rPr>
           <w:rFonts w:ascii="Times New Roman" w:hAnsi="Times New Roman" w:cs="Times New Roman"/>
           <w:b/>
@@ -2182,6 +2511,7 @@
           <w:ilvl w:val="0"/>
           <w:numId w:val="13"/>
         </w:numPr>
+        <w:jc w:val="both"/>
         <w:rPr>
           <w:rFonts w:ascii="Times New Roman" w:hAnsi="Times New Roman" w:cs="Times New Roman"/>
           <w:b/>
@@ -2201,6 +2531,7 @@
     </w:p>
     <w:p>
       <w:pPr>
+        <w:jc w:val="both"/>
         <w:rPr>
           <w:rFonts w:ascii="Times New Roman" w:hAnsi="Times New Roman" w:cs="Times New Roman"/>
           <w:b/>
@@ -2227,6 +2558,7 @@
           <w:ilvl w:val="0"/>
           <w:numId w:val="14"/>
         </w:numPr>
+        <w:jc w:val="both"/>
         <w:rPr>
           <w:rFonts w:ascii="Times New Roman" w:hAnsi="Times New Roman" w:cs="Times New Roman"/>
           <w:b/>
@@ -2251,6 +2583,7 @@
           <w:ilvl w:val="0"/>
           <w:numId w:val="14"/>
         </w:numPr>
+        <w:jc w:val="both"/>
         <w:rPr>
           <w:rFonts w:ascii="Times New Roman" w:hAnsi="Times New Roman" w:cs="Times New Roman"/>
           <w:b/>
@@ -2275,6 +2608,7 @@
           <w:ilvl w:val="0"/>
           <w:numId w:val="14"/>
         </w:numPr>
+        <w:jc w:val="both"/>
         <w:rPr>
           <w:rFonts w:ascii="Times New Roman" w:hAnsi="Times New Roman" w:cs="Times New Roman"/>
           <w:b/>
@@ -2299,6 +2633,7 @@
           <w:ilvl w:val="0"/>
           <w:numId w:val="14"/>
         </w:numPr>
+        <w:jc w:val="both"/>
         <w:rPr>
           <w:rFonts w:ascii="Times New Roman" w:hAnsi="Times New Roman" w:cs="Times New Roman"/>
           <w:b/>
@@ -2323,6 +2658,7 @@
           <w:ilvl w:val="0"/>
           <w:numId w:val="14"/>
         </w:numPr>
+        <w:jc w:val="both"/>
         <w:rPr>
           <w:rFonts w:ascii="Times New Roman" w:hAnsi="Times New Roman" w:cs="Times New Roman"/>
           <w:b/>
@@ -2342,6 +2678,7 @@
     </w:p>
     <w:p>
       <w:pPr>
+        <w:jc w:val="both"/>
         <w:rPr>
           <w:rFonts w:ascii="Times New Roman" w:hAnsi="Times New Roman" w:cs="Times New Roman"/>
           <w:b/>
@@ -2368,6 +2705,7 @@
           <w:ilvl w:val="0"/>
           <w:numId w:val="15"/>
         </w:numPr>
+        <w:jc w:val="both"/>
         <w:rPr>
           <w:rFonts w:ascii="Times New Roman" w:hAnsi="Times New Roman" w:cs="Times New Roman"/>
           <w:b/>
@@ -2392,6 +2730,7 @@
           <w:ilvl w:val="0"/>
           <w:numId w:val="15"/>
         </w:numPr>
+        <w:jc w:val="both"/>
         <w:rPr>
           <w:rFonts w:ascii="Times New Roman" w:hAnsi="Times New Roman" w:cs="Times New Roman"/>
           <w:b/>
@@ -2416,6 +2755,7 @@
           <w:ilvl w:val="0"/>
           <w:numId w:val="15"/>
         </w:numPr>
+        <w:jc w:val="both"/>
         <w:rPr>
           <w:rFonts w:ascii="Times New Roman" w:hAnsi="Times New Roman" w:cs="Times New Roman"/>
           <w:b/>
@@ -2440,6 +2780,7 @@
           <w:ilvl w:val="0"/>
           <w:numId w:val="15"/>
         </w:numPr>
+        <w:jc w:val="both"/>
         <w:rPr>
           <w:rFonts w:ascii="Times New Roman" w:hAnsi="Times New Roman" w:cs="Times New Roman"/>
           <w:b/>
@@ -2459,6 +2800,7 @@
     </w:p>
     <w:p>
       <w:pPr>
+        <w:jc w:val="both"/>
         <w:rPr>
           <w:rFonts w:ascii="Times New Roman" w:hAnsi="Times New Roman" w:cs="Times New Roman"/>
           <w:b/>
@@ -2485,6 +2827,7 @@
           <w:ilvl w:val="0"/>
           <w:numId w:val="16"/>
         </w:numPr>
+        <w:jc w:val="both"/>
         <w:rPr>
           <w:rFonts w:ascii="Times New Roman" w:hAnsi="Times New Roman" w:cs="Times New Roman"/>
           <w:b/>
@@ -2509,6 +2852,7 @@
           <w:ilvl w:val="0"/>
           <w:numId w:val="16"/>
         </w:numPr>
+        <w:jc w:val="both"/>
         <w:rPr>
           <w:rFonts w:ascii="Times New Roman" w:hAnsi="Times New Roman" w:cs="Times New Roman"/>
           <w:b/>
@@ -2533,6 +2877,7 @@
           <w:ilvl w:val="0"/>
           <w:numId w:val="16"/>
         </w:numPr>
+        <w:jc w:val="both"/>
         <w:rPr>
           <w:rFonts w:ascii="Times New Roman" w:hAnsi="Times New Roman" w:cs="Times New Roman"/>
           <w:b/>
@@ -2552,6 +2897,7 @@
     </w:p>
     <w:p>
       <w:pPr>
+        <w:jc w:val="both"/>
         <w:rPr>
           <w:rFonts w:ascii="Times New Roman" w:hAnsi="Times New Roman" w:cs="Times New Roman"/>
           <w:b/>
@@ -2573,6 +2919,7 @@
     </w:p>
     <w:p>
       <w:pPr>
+        <w:jc w:val="both"/>
         <w:rPr>
           <w:rFonts w:ascii="Times New Roman" w:hAnsi="Times New Roman" w:cs="Times New Roman"/>
           <w:b/>
@@ -2596,6 +2943,7 @@
     </w:p>
     <w:p>
       <w:pPr>
+        <w:jc w:val="both"/>
         <w:rPr>
           <w:rFonts w:ascii="Times New Roman" w:hAnsi="Times New Roman" w:cs="Times New Roman"/>
           <w:b/>
@@ -2628,7 +2976,7 @@
                     </pic:cNvPicPr>
                   </pic:nvPicPr>
                   <pic:blipFill>
-                    <a:blip r:embed="rId11" cstate="print">
+                    <a:blip r:embed="rId12" cstate="print">
                       <a:extLst>
                         <a:ext uri="{28A0092B-C50C-407E-A947-70E740481C1C}">
                           <a14:useLocalDpi xmlns:a14="http://schemas.microsoft.com/office/drawing/2010/main" val="0"/>
@@ -2662,7 +3010,7 @@
     </w:p>
     <w:p>
       <w:pPr>
-        <w:jc w:val="center"/>
+        <w:jc w:val="both"/>
         <w:rPr>
           <w:rFonts w:ascii="Times New Roman" w:hAnsi="Times New Roman" w:cs="Times New Roman"/>
           <w:sz w:val="28"/>
@@ -2697,6 +3045,7 @@
     </w:p>
     <w:p>
       <w:pPr>
+        <w:jc w:val="both"/>
         <w:rPr>
           <w:rFonts w:ascii="Times New Roman" w:hAnsi="Times New Roman" w:cs="Times New Roman"/>
           <w:sz w:val="28"/>
@@ -2713,7 +3062,7 @@
         </w:rPr>
         <w:t xml:space="preserve">Сайт: </w:t>
       </w:r>
-      <w:hyperlink r:id="rId12" w:history="1">
+      <w:hyperlink r:id="rId13" w:history="1">
         <w:r>
           <w:rPr>
             <w:rStyle w:val="a4"/>
@@ -2727,6 +3076,7 @@
     </w:p>
     <w:p>
       <w:pPr>
+        <w:jc w:val="both"/>
         <w:rPr>
           <w:rFonts w:ascii="Times New Roman" w:hAnsi="Times New Roman" w:cs="Times New Roman"/>
           <w:b/>
@@ -2753,6 +3103,7 @@
           <w:ilvl w:val="0"/>
           <w:numId w:val="17"/>
         </w:numPr>
+        <w:jc w:val="both"/>
         <w:rPr>
           <w:rFonts w:ascii="Times New Roman" w:hAnsi="Times New Roman" w:cs="Times New Roman"/>
           <w:b/>
@@ -2777,6 +3128,7 @@
           <w:ilvl w:val="0"/>
           <w:numId w:val="17"/>
         </w:numPr>
+        <w:jc w:val="both"/>
         <w:rPr>
           <w:rFonts w:ascii="Times New Roman" w:hAnsi="Times New Roman" w:cs="Times New Roman"/>
           <w:b/>
@@ -2801,6 +3153,7 @@
           <w:ilvl w:val="0"/>
           <w:numId w:val="17"/>
         </w:numPr>
+        <w:jc w:val="both"/>
         <w:rPr>
           <w:rFonts w:ascii="Times New Roman" w:hAnsi="Times New Roman" w:cs="Times New Roman"/>
           <w:b/>
@@ -2825,6 +3178,7 @@
           <w:ilvl w:val="0"/>
           <w:numId w:val="17"/>
         </w:numPr>
+        <w:jc w:val="both"/>
         <w:rPr>
           <w:rFonts w:ascii="Times New Roman" w:hAnsi="Times New Roman" w:cs="Times New Roman"/>
           <w:b/>
@@ -2844,6 +3198,7 @@
     </w:p>
     <w:p>
       <w:pPr>
+        <w:jc w:val="both"/>
         <w:rPr>
           <w:rFonts w:ascii="Times New Roman" w:hAnsi="Times New Roman" w:cs="Times New Roman"/>
           <w:b/>
@@ -2870,6 +3225,7 @@
           <w:ilvl w:val="0"/>
           <w:numId w:val="18"/>
         </w:numPr>
+        <w:jc w:val="both"/>
         <w:rPr>
           <w:rFonts w:ascii="Times New Roman" w:hAnsi="Times New Roman" w:cs="Times New Roman"/>
           <w:b/>
@@ -2894,6 +3250,7 @@
           <w:ilvl w:val="0"/>
           <w:numId w:val="18"/>
         </w:numPr>
+        <w:jc w:val="both"/>
         <w:rPr>
           <w:rFonts w:ascii="Times New Roman" w:hAnsi="Times New Roman" w:cs="Times New Roman"/>
           <w:b/>
@@ -2918,6 +3275,7 @@
           <w:ilvl w:val="0"/>
           <w:numId w:val="18"/>
         </w:numPr>
+        <w:jc w:val="both"/>
         <w:rPr>
           <w:rFonts w:ascii="Times New Roman" w:hAnsi="Times New Roman" w:cs="Times New Roman"/>
           <w:b/>
@@ -2937,6 +3295,7 @@
     </w:p>
     <w:p>
       <w:pPr>
+        <w:jc w:val="both"/>
         <w:rPr>
           <w:rFonts w:ascii="Times New Roman" w:hAnsi="Times New Roman" w:cs="Times New Roman"/>
           <w:b/>
@@ -2963,6 +3322,7 @@
           <w:ilvl w:val="0"/>
           <w:numId w:val="19"/>
         </w:numPr>
+        <w:jc w:val="both"/>
         <w:rPr>
           <w:rFonts w:ascii="Times New Roman" w:hAnsi="Times New Roman" w:cs="Times New Roman"/>
           <w:b/>
@@ -2987,6 +3347,7 @@
           <w:ilvl w:val="0"/>
           <w:numId w:val="19"/>
         </w:numPr>
+        <w:jc w:val="both"/>
         <w:rPr>
           <w:rFonts w:ascii="Times New Roman" w:hAnsi="Times New Roman" w:cs="Times New Roman"/>
           <w:b/>
@@ -3011,6 +3372,7 @@
           <w:ilvl w:val="0"/>
           <w:numId w:val="19"/>
         </w:numPr>
+        <w:jc w:val="both"/>
         <w:rPr>
           <w:rFonts w:ascii="Times New Roman" w:hAnsi="Times New Roman" w:cs="Times New Roman"/>
           <w:b/>
@@ -3030,6 +3392,7 @@
     </w:p>
     <w:p>
       <w:pPr>
+        <w:jc w:val="both"/>
         <w:rPr>
           <w:rFonts w:ascii="Times New Roman" w:hAnsi="Times New Roman" w:cs="Times New Roman"/>
           <w:b/>
@@ -3056,6 +3419,7 @@
           <w:ilvl w:val="0"/>
           <w:numId w:val="20"/>
         </w:numPr>
+        <w:jc w:val="both"/>
         <w:rPr>
           <w:rFonts w:ascii="Times New Roman" w:hAnsi="Times New Roman" w:cs="Times New Roman"/>
           <w:b/>
@@ -3080,6 +3444,7 @@
           <w:ilvl w:val="0"/>
           <w:numId w:val="20"/>
         </w:numPr>
+        <w:jc w:val="both"/>
         <w:rPr>
           <w:rFonts w:ascii="Times New Roman" w:hAnsi="Times New Roman" w:cs="Times New Roman"/>
           <w:b/>
@@ -3104,6 +3469,7 @@
           <w:ilvl w:val="0"/>
           <w:numId w:val="20"/>
         </w:numPr>
+        <w:jc w:val="both"/>
         <w:rPr>
           <w:rFonts w:ascii="Times New Roman" w:hAnsi="Times New Roman" w:cs="Times New Roman"/>
           <w:b/>
@@ -3123,17 +3489,19 @@
     </w:p>
     <w:p>
       <w:pPr>
-        <w:rPr>
-          <w:rFonts w:ascii="Times New Roman" w:hAnsi="Times New Roman" w:cs="Times New Roman"/>
-          <w:b/>
-          <w:bCs/>
-          <w:sz w:val="28"/>
-          <w:szCs w:val="28"/>
-        </w:rPr>
-      </w:pPr>
-    </w:p>
-    <w:p>
-      <w:pPr>
+        <w:jc w:val="both"/>
+        <w:rPr>
+          <w:rFonts w:ascii="Times New Roman" w:hAnsi="Times New Roman" w:cs="Times New Roman"/>
+          <w:b/>
+          <w:bCs/>
+          <w:sz w:val="28"/>
+          <w:szCs w:val="28"/>
+        </w:rPr>
+      </w:pPr>
+    </w:p>
+    <w:p>
+      <w:pPr>
+        <w:jc w:val="both"/>
         <w:rPr>
           <w:rFonts w:ascii="Times New Roman" w:hAnsi="Times New Roman" w:cs="Times New Roman"/>
           <w:b/>
@@ -3156,6 +3524,7 @@
     </w:p>
     <w:p>
       <w:pPr>
+        <w:jc w:val="both"/>
         <w:rPr>
           <w:rFonts w:ascii="Times New Roman" w:hAnsi="Times New Roman" w:cs="Times New Roman"/>
           <w:b/>
@@ -3174,11 +3543,9 @@
           <w:szCs w:val="28"/>
           <w:lang w:val="en-US"/>
         </w:rPr>
-        <w:t>Basecamp</w:t>
-      </w:r>
-    </w:p>
-    <w:p>
-      <w:pPr>
+        <w:t>Notion</w:t>
+      </w:r>
+      <w:r>
         <w:rPr>
           <w:rFonts w:ascii="Times New Roman" w:hAnsi="Times New Roman" w:cs="Times New Roman"/>
           <w:b/>
@@ -3187,16 +3554,30 @@
           <w:szCs w:val="28"/>
           <w:lang w:val="en-US"/>
         </w:rPr>
+        <w:tab/>
+      </w:r>
+    </w:p>
+    <w:p>
+      <w:pPr>
+        <w:jc w:val="both"/>
+        <w:rPr>
+          <w:rFonts w:ascii="Times New Roman" w:hAnsi="Times New Roman" w:cs="Times New Roman"/>
+          <w:b/>
+          <w:bCs/>
+          <w:sz w:val="28"/>
+          <w:szCs w:val="28"/>
+          <w:lang w:val="en-US"/>
+        </w:rPr>
       </w:pPr>
       <w:r>
         <w:rPr>
           <w:noProof/>
         </w:rPr>
         <w:drawing>
-          <wp:inline distT="0" distB="0" distL="0" distR="0" wp14:anchorId="09EB903D" wp14:editId="49E5AAB5">
-            <wp:extent cx="5731510" cy="3639820"/>
+          <wp:inline distT="0" distB="0" distL="0" distR="0" wp14:anchorId="58820B5D" wp14:editId="4DAB6EDB">
+            <wp:extent cx="5731510" cy="3225165"/>
             <wp:effectExtent l="0" t="0" r="2540" b="0"/>
-            <wp:docPr id="8" name="Рисунок 8"/>
+            <wp:docPr id="11" name="Рисунок 11" descr="&quot;Es una extensión de tu mente&quot;: cómo hacer negocio creando plantillas ..."/>
             <wp:cNvGraphicFramePr>
               <a:graphicFrameLocks xmlns:a="http://schemas.openxmlformats.org/drawingml/2006/main" noChangeAspect="1"/>
             </wp:cNvGraphicFramePr>
@@ -3204,13 +3585,13 @@
               <a:graphicData uri="http://schemas.openxmlformats.org/drawingml/2006/picture">
                 <pic:pic xmlns:pic="http://schemas.openxmlformats.org/drawingml/2006/picture">
                   <pic:nvPicPr>
-                    <pic:cNvPr id="0" name="Picture 9"/>
+                    <pic:cNvPr id="0" name="Picture 6" descr="&quot;Es una extensión de tu mente&quot;: cómo hacer negocio creando plantillas ..."/>
                     <pic:cNvPicPr>
                       <a:picLocks noChangeAspect="1" noChangeArrowheads="1"/>
                     </pic:cNvPicPr>
                   </pic:nvPicPr>
                   <pic:blipFill>
-                    <a:blip r:embed="rId13" cstate="print">
+                    <a:blip r:embed="rId14">
                       <a:extLst>
                         <a:ext uri="{28A0092B-C50C-407E-A947-70E740481C1C}">
                           <a14:useLocalDpi xmlns:a14="http://schemas.microsoft.com/office/drawing/2010/main" val="0"/>
@@ -3225,7 +3606,7 @@
                   <pic:spPr bwMode="auto">
                     <a:xfrm>
                       <a:off x="0" y="0"/>
-                      <a:ext cx="5731510" cy="3639820"/>
+                      <a:ext cx="5731510" cy="3225165"/>
                     </a:xfrm>
                     <a:prstGeom prst="rect">
                       <a:avLst/>
@@ -3244,7 +3625,7 @@
     </w:p>
     <w:p>
       <w:pPr>
-        <w:jc w:val="center"/>
+        <w:jc w:val="both"/>
         <w:rPr>
           <w:rFonts w:ascii="Times New Roman" w:hAnsi="Times New Roman" w:cs="Times New Roman"/>
           <w:sz w:val="28"/>
@@ -3265,7 +3646,15 @@
           <w:sz w:val="28"/>
           <w:szCs w:val="28"/>
         </w:rPr>
-        <w:t>нок 5 – Система для креативных команд «</w:t>
+        <w:t xml:space="preserve">нок 5 – </w:t>
+      </w:r>
+      <w:r>
+        <w:rPr>
+          <w:rFonts w:ascii="Times New Roman" w:hAnsi="Times New Roman" w:cs="Times New Roman"/>
+          <w:sz w:val="28"/>
+          <w:szCs w:val="28"/>
+        </w:rPr>
+        <w:t>Трекер задач «</w:t>
       </w:r>
       <w:r>
         <w:rPr>
@@ -3274,7 +3663,7 @@
           <w:szCs w:val="28"/>
           <w:lang w:val="en-US"/>
         </w:rPr>
-        <w:t>Basecamp</w:t>
+        <w:t>Notion</w:t>
       </w:r>
       <w:r>
         <w:rPr>
@@ -3287,6 +3676,7 @@
     </w:p>
     <w:p>
       <w:pPr>
+        <w:jc w:val="both"/>
         <w:rPr>
           <w:rFonts w:ascii="Times New Roman" w:hAnsi="Times New Roman" w:cs="Times New Roman"/>
           <w:sz w:val="28"/>
@@ -3306,7 +3696,20 @@
       <w:r>
         <w:t xml:space="preserve"> </w:t>
       </w:r>
-      <w:hyperlink r:id="rId14" w:history="1">
+      <w:r>
+        <w:t xml:space="preserve"> </w:t>
+      </w:r>
+      <w:hyperlink r:id="rId15" w:history="1">
+        <w:r>
+          <w:rPr>
+            <w:rStyle w:val="a4"/>
+            <w:rFonts w:ascii="Times New Roman" w:hAnsi="Times New Roman" w:cs="Times New Roman"/>
+            <w:sz w:val="28"/>
+            <w:szCs w:val="28"/>
+            <w:lang w:val="en-US"/>
+          </w:rPr>
+          <w:t>https</w:t>
+        </w:r>
         <w:r>
           <w:rPr>
             <w:rStyle w:val="a4"/>
@@ -3314,12 +3717,90 @@
             <w:sz w:val="28"/>
             <w:szCs w:val="28"/>
           </w:rPr>
-          <w:t>https://basecamp.com/</w:t>
+          <w:t>://</w:t>
+        </w:r>
+        <w:r>
+          <w:rPr>
+            <w:rStyle w:val="a4"/>
+            <w:rFonts w:ascii="Times New Roman" w:hAnsi="Times New Roman" w:cs="Times New Roman"/>
+            <w:sz w:val="28"/>
+            <w:szCs w:val="28"/>
+            <w:lang w:val="en-US"/>
+          </w:rPr>
+          <w:t>www</w:t>
+        </w:r>
+        <w:r>
+          <w:rPr>
+            <w:rStyle w:val="a4"/>
+            <w:rFonts w:ascii="Times New Roman" w:hAnsi="Times New Roman" w:cs="Times New Roman"/>
+            <w:sz w:val="28"/>
+            <w:szCs w:val="28"/>
+          </w:rPr>
+          <w:t>.</w:t>
+        </w:r>
+        <w:r>
+          <w:rPr>
+            <w:rStyle w:val="a4"/>
+            <w:rFonts w:ascii="Times New Roman" w:hAnsi="Times New Roman" w:cs="Times New Roman"/>
+            <w:sz w:val="28"/>
+            <w:szCs w:val="28"/>
+            <w:lang w:val="en-US"/>
+          </w:rPr>
+          <w:t>notion</w:t>
+        </w:r>
+        <w:r>
+          <w:rPr>
+            <w:rStyle w:val="a4"/>
+            <w:rFonts w:ascii="Times New Roman" w:hAnsi="Times New Roman" w:cs="Times New Roman"/>
+            <w:sz w:val="28"/>
+            <w:szCs w:val="28"/>
+          </w:rPr>
+          <w:t>.</w:t>
+        </w:r>
+        <w:r>
+          <w:rPr>
+            <w:rStyle w:val="a4"/>
+            <w:rFonts w:ascii="Times New Roman" w:hAnsi="Times New Roman" w:cs="Times New Roman"/>
+            <w:sz w:val="28"/>
+            <w:szCs w:val="28"/>
+            <w:lang w:val="en-US"/>
+          </w:rPr>
+          <w:t>com</w:t>
+        </w:r>
+        <w:r>
+          <w:rPr>
+            <w:rStyle w:val="a4"/>
+            <w:rFonts w:ascii="Times New Roman" w:hAnsi="Times New Roman" w:cs="Times New Roman"/>
+            <w:sz w:val="28"/>
+            <w:szCs w:val="28"/>
+          </w:rPr>
+          <w:t>/</w:t>
+        </w:r>
+        <w:r>
+          <w:rPr>
+            <w:rStyle w:val="a4"/>
+            <w:rFonts w:ascii="Times New Roman" w:hAnsi="Times New Roman" w:cs="Times New Roman"/>
+            <w:sz w:val="28"/>
+            <w:szCs w:val="28"/>
+            <w:lang w:val="en-US"/>
+          </w:rPr>
+          <w:t>desktop</w:t>
         </w:r>
       </w:hyperlink>
     </w:p>
     <w:p>
       <w:pPr>
+        <w:jc w:val="both"/>
+        <w:rPr>
+          <w:rFonts w:ascii="Times New Roman" w:hAnsi="Times New Roman" w:cs="Times New Roman"/>
+          <w:sz w:val="28"/>
+          <w:szCs w:val="28"/>
+        </w:rPr>
+      </w:pPr>
+    </w:p>
+    <w:p>
+      <w:pPr>
+        <w:jc w:val="both"/>
         <w:rPr>
           <w:rFonts w:ascii="Times New Roman" w:hAnsi="Times New Roman" w:cs="Times New Roman"/>
           <w:b/>
@@ -3346,21 +3827,22 @@
           <w:ilvl w:val="0"/>
           <w:numId w:val="21"/>
         </w:numPr>
-        <w:rPr>
-          <w:rFonts w:ascii="Times New Roman" w:hAnsi="Times New Roman" w:cs="Times New Roman"/>
-          <w:b/>
-          <w:bCs/>
-          <w:sz w:val="28"/>
-          <w:szCs w:val="28"/>
-        </w:rPr>
-      </w:pPr>
-      <w:r>
-        <w:rPr>
-          <w:rFonts w:ascii="Times New Roman" w:hAnsi="Times New Roman" w:cs="Times New Roman"/>
-          <w:sz w:val="28"/>
-          <w:szCs w:val="28"/>
-        </w:rPr>
-        <w:t>Система для дизайнеров и креативных команд</w:t>
+        <w:jc w:val="both"/>
+        <w:rPr>
+          <w:rFonts w:ascii="Times New Roman" w:hAnsi="Times New Roman" w:cs="Times New Roman"/>
+          <w:b/>
+          <w:bCs/>
+          <w:sz w:val="28"/>
+          <w:szCs w:val="28"/>
+        </w:rPr>
+      </w:pPr>
+      <w:r>
+        <w:rPr>
+          <w:rFonts w:ascii="Times New Roman" w:hAnsi="Times New Roman" w:cs="Times New Roman"/>
+          <w:sz w:val="28"/>
+          <w:szCs w:val="28"/>
+        </w:rPr>
+        <w:t>Для решения простых задач</w:t>
       </w:r>
     </w:p>
     <w:p>
@@ -3370,21 +3852,22 @@
           <w:ilvl w:val="0"/>
           <w:numId w:val="21"/>
         </w:numPr>
-        <w:rPr>
-          <w:rFonts w:ascii="Times New Roman" w:hAnsi="Times New Roman" w:cs="Times New Roman"/>
-          <w:b/>
-          <w:bCs/>
-          <w:sz w:val="28"/>
-          <w:szCs w:val="28"/>
-        </w:rPr>
-      </w:pPr>
-      <w:r>
-        <w:rPr>
-          <w:rFonts w:ascii="Times New Roman" w:hAnsi="Times New Roman" w:cs="Times New Roman"/>
-          <w:sz w:val="28"/>
-          <w:szCs w:val="28"/>
-        </w:rPr>
-        <w:t>Для решения простых задач</w:t>
+        <w:jc w:val="both"/>
+        <w:rPr>
+          <w:rFonts w:ascii="Times New Roman" w:hAnsi="Times New Roman" w:cs="Times New Roman"/>
+          <w:b/>
+          <w:bCs/>
+          <w:sz w:val="28"/>
+          <w:szCs w:val="28"/>
+        </w:rPr>
+      </w:pPr>
+      <w:r>
+        <w:rPr>
+          <w:rFonts w:ascii="Times New Roman" w:hAnsi="Times New Roman" w:cs="Times New Roman"/>
+          <w:sz w:val="28"/>
+          <w:szCs w:val="28"/>
+        </w:rPr>
+        <w:t xml:space="preserve">Возможность обмениваться документами </w:t>
       </w:r>
     </w:p>
     <w:p>
@@ -3394,21 +3877,22 @@
           <w:ilvl w:val="0"/>
           <w:numId w:val="21"/>
         </w:numPr>
-        <w:rPr>
-          <w:rFonts w:ascii="Times New Roman" w:hAnsi="Times New Roman" w:cs="Times New Roman"/>
-          <w:b/>
-          <w:bCs/>
-          <w:sz w:val="28"/>
-          <w:szCs w:val="28"/>
-        </w:rPr>
-      </w:pPr>
-      <w:r>
-        <w:rPr>
-          <w:rFonts w:ascii="Times New Roman" w:hAnsi="Times New Roman" w:cs="Times New Roman"/>
-          <w:sz w:val="28"/>
-          <w:szCs w:val="28"/>
-        </w:rPr>
-        <w:t xml:space="preserve">Возможность обмениваться документами </w:t>
+        <w:jc w:val="both"/>
+        <w:rPr>
+          <w:rFonts w:ascii="Times New Roman" w:hAnsi="Times New Roman" w:cs="Times New Roman"/>
+          <w:b/>
+          <w:bCs/>
+          <w:sz w:val="28"/>
+          <w:szCs w:val="28"/>
+        </w:rPr>
+      </w:pPr>
+      <w:r>
+        <w:rPr>
+          <w:rFonts w:ascii="Times New Roman" w:hAnsi="Times New Roman" w:cs="Times New Roman"/>
+          <w:sz w:val="28"/>
+          <w:szCs w:val="28"/>
+        </w:rPr>
+        <w:t>Возможность оповещения команды через доску объявлений</w:t>
       </w:r>
     </w:p>
     <w:p>
@@ -3418,30 +3902,7 @@
           <w:ilvl w:val="0"/>
           <w:numId w:val="21"/>
         </w:numPr>
-        <w:rPr>
-          <w:rFonts w:ascii="Times New Roman" w:hAnsi="Times New Roman" w:cs="Times New Roman"/>
-          <w:b/>
-          <w:bCs/>
-          <w:sz w:val="28"/>
-          <w:szCs w:val="28"/>
-        </w:rPr>
-      </w:pPr>
-      <w:r>
-        <w:rPr>
-          <w:rFonts w:ascii="Times New Roman" w:hAnsi="Times New Roman" w:cs="Times New Roman"/>
-          <w:sz w:val="28"/>
-          <w:szCs w:val="28"/>
-        </w:rPr>
-        <w:t>Возможность оповещения команды через доску объявлений</w:t>
-      </w:r>
-    </w:p>
-    <w:p>
-      <w:pPr>
-        <w:pStyle w:val="a3"/>
-        <w:numPr>
-          <w:ilvl w:val="0"/>
-          <w:numId w:val="21"/>
-        </w:numPr>
+        <w:jc w:val="both"/>
         <w:rPr>
           <w:rFonts w:ascii="Times New Roman" w:hAnsi="Times New Roman" w:cs="Times New Roman"/>
           <w:b/>
@@ -3461,6 +3922,7 @@
     </w:p>
     <w:p>
       <w:pPr>
+        <w:jc w:val="both"/>
         <w:rPr>
           <w:rFonts w:ascii="Times New Roman" w:hAnsi="Times New Roman" w:cs="Times New Roman"/>
           <w:b/>
@@ -3487,6 +3949,7 @@
           <w:ilvl w:val="0"/>
           <w:numId w:val="22"/>
         </w:numPr>
+        <w:jc w:val="both"/>
         <w:rPr>
           <w:rFonts w:ascii="Times New Roman" w:hAnsi="Times New Roman" w:cs="Times New Roman"/>
           <w:b/>
@@ -3511,6 +3974,7 @@
           <w:ilvl w:val="0"/>
           <w:numId w:val="22"/>
         </w:numPr>
+        <w:jc w:val="both"/>
         <w:rPr>
           <w:rFonts w:ascii="Times New Roman" w:hAnsi="Times New Roman" w:cs="Times New Roman"/>
           <w:b/>
@@ -3535,6 +3999,7 @@
           <w:ilvl w:val="0"/>
           <w:numId w:val="22"/>
         </w:numPr>
+        <w:jc w:val="both"/>
         <w:rPr>
           <w:rFonts w:ascii="Times New Roman" w:hAnsi="Times New Roman" w:cs="Times New Roman"/>
           <w:b/>
@@ -3559,6 +4024,7 @@
           <w:ilvl w:val="0"/>
           <w:numId w:val="22"/>
         </w:numPr>
+        <w:jc w:val="both"/>
         <w:rPr>
           <w:rFonts w:ascii="Times New Roman" w:hAnsi="Times New Roman" w:cs="Times New Roman"/>
           <w:b/>
@@ -3578,6 +4044,7 @@
     </w:p>
     <w:p>
       <w:pPr>
+        <w:jc w:val="both"/>
         <w:rPr>
           <w:rFonts w:ascii="Times New Roman" w:hAnsi="Times New Roman" w:cs="Times New Roman"/>
           <w:b/>
@@ -3604,6 +4071,7 @@
           <w:ilvl w:val="0"/>
           <w:numId w:val="23"/>
         </w:numPr>
+        <w:jc w:val="both"/>
         <w:rPr>
           <w:rFonts w:ascii="Times New Roman" w:hAnsi="Times New Roman" w:cs="Times New Roman"/>
           <w:b/>
@@ -3628,21 +4096,21 @@
           <w:ilvl w:val="0"/>
           <w:numId w:val="23"/>
         </w:numPr>
-        <w:rPr>
-          <w:rFonts w:ascii="Times New Roman" w:hAnsi="Times New Roman" w:cs="Times New Roman"/>
-          <w:b/>
-          <w:bCs/>
-          <w:sz w:val="28"/>
-          <w:szCs w:val="28"/>
-        </w:rPr>
-      </w:pPr>
-      <w:r>
-        <w:rPr>
-          <w:rFonts w:ascii="Times New Roman" w:hAnsi="Times New Roman" w:cs="Times New Roman"/>
-          <w:sz w:val="28"/>
-          <w:szCs w:val="28"/>
-        </w:rPr>
-        <w:lastRenderedPageBreak/>
+        <w:jc w:val="both"/>
+        <w:rPr>
+          <w:rFonts w:ascii="Times New Roman" w:hAnsi="Times New Roman" w:cs="Times New Roman"/>
+          <w:b/>
+          <w:bCs/>
+          <w:sz w:val="28"/>
+          <w:szCs w:val="28"/>
+        </w:rPr>
+      </w:pPr>
+      <w:r>
+        <w:rPr>
+          <w:rFonts w:ascii="Times New Roman" w:hAnsi="Times New Roman" w:cs="Times New Roman"/>
+          <w:sz w:val="28"/>
+          <w:szCs w:val="28"/>
+        </w:rPr>
         <w:t>Удобство оповещения команды</w:t>
       </w:r>
     </w:p>
@@ -3653,25 +4121,28 @@
           <w:ilvl w:val="0"/>
           <w:numId w:val="23"/>
         </w:numPr>
-        <w:rPr>
-          <w:rFonts w:ascii="Times New Roman" w:hAnsi="Times New Roman" w:cs="Times New Roman"/>
-          <w:b/>
-          <w:bCs/>
-          <w:sz w:val="28"/>
-          <w:szCs w:val="28"/>
-        </w:rPr>
-      </w:pPr>
-      <w:r>
-        <w:rPr>
-          <w:rFonts w:ascii="Times New Roman" w:hAnsi="Times New Roman" w:cs="Times New Roman"/>
-          <w:sz w:val="28"/>
-          <w:szCs w:val="28"/>
-        </w:rPr>
+        <w:jc w:val="both"/>
+        <w:rPr>
+          <w:rFonts w:ascii="Times New Roman" w:hAnsi="Times New Roman" w:cs="Times New Roman"/>
+          <w:b/>
+          <w:bCs/>
+          <w:sz w:val="28"/>
+          <w:szCs w:val="28"/>
+        </w:rPr>
+      </w:pPr>
+      <w:r>
+        <w:rPr>
+          <w:rFonts w:ascii="Times New Roman" w:hAnsi="Times New Roman" w:cs="Times New Roman"/>
+          <w:sz w:val="28"/>
+          <w:szCs w:val="28"/>
+        </w:rPr>
+        <w:lastRenderedPageBreak/>
         <w:t>Возможность создания приватных проектов для сохранения конфиденциальности клиентов</w:t>
       </w:r>
     </w:p>
     <w:p>
       <w:pPr>
+        <w:jc w:val="both"/>
         <w:rPr>
           <w:rFonts w:ascii="Times New Roman" w:hAnsi="Times New Roman" w:cs="Times New Roman"/>
           <w:b/>
@@ -3698,6 +4169,7 @@
           <w:ilvl w:val="0"/>
           <w:numId w:val="24"/>
         </w:numPr>
+        <w:jc w:val="both"/>
         <w:rPr>
           <w:rFonts w:ascii="Times New Roman" w:hAnsi="Times New Roman" w:cs="Times New Roman"/>
           <w:b/>
@@ -3722,6 +4194,7 @@
           <w:ilvl w:val="0"/>
           <w:numId w:val="24"/>
         </w:numPr>
+        <w:jc w:val="both"/>
         <w:rPr>
           <w:rFonts w:ascii="Times New Roman" w:hAnsi="Times New Roman" w:cs="Times New Roman"/>
           <w:b/>
@@ -3746,6 +4219,7 @@
           <w:ilvl w:val="0"/>
           <w:numId w:val="24"/>
         </w:numPr>
+        <w:jc w:val="both"/>
         <w:rPr>
           <w:rFonts w:ascii="Times New Roman" w:hAnsi="Times New Roman" w:cs="Times New Roman"/>
           <w:b/>
@@ -3770,6 +4244,7 @@
           <w:ilvl w:val="0"/>
           <w:numId w:val="24"/>
         </w:numPr>
+        <w:jc w:val="both"/>
         <w:rPr>
           <w:rFonts w:ascii="Times New Roman" w:hAnsi="Times New Roman" w:cs="Times New Roman"/>
           <w:b/>
@@ -3789,6 +4264,7 @@
     </w:p>
     <w:p>
       <w:pPr>
+        <w:jc w:val="both"/>
         <w:rPr>
           <w:rFonts w:ascii="Times New Roman" w:hAnsi="Times New Roman" w:cs="Times New Roman"/>
           <w:b/>
@@ -3815,6 +4291,7 @@
           <w:ilvl w:val="0"/>
           <w:numId w:val="25"/>
         </w:numPr>
+        <w:jc w:val="both"/>
         <w:rPr>
           <w:rFonts w:ascii="Times New Roman" w:hAnsi="Times New Roman" w:cs="Times New Roman"/>
           <w:b/>
@@ -3839,6 +4316,7 @@
           <w:ilvl w:val="0"/>
           <w:numId w:val="25"/>
         </w:numPr>
+        <w:jc w:val="both"/>
         <w:rPr>
           <w:rFonts w:ascii="Times New Roman" w:hAnsi="Times New Roman" w:cs="Times New Roman"/>
           <w:b/>
@@ -3863,6 +4341,7 @@
           <w:ilvl w:val="0"/>
           <w:numId w:val="25"/>
         </w:numPr>
+        <w:jc w:val="both"/>
         <w:rPr>
           <w:rFonts w:ascii="Times New Roman" w:hAnsi="Times New Roman" w:cs="Times New Roman"/>
           <w:b/>
@@ -3887,6 +4366,7 @@
           <w:ilvl w:val="0"/>
           <w:numId w:val="25"/>
         </w:numPr>
+        <w:jc w:val="both"/>
         <w:rPr>
           <w:rFonts w:ascii="Times New Roman" w:hAnsi="Times New Roman" w:cs="Times New Roman"/>
           <w:b/>
@@ -3911,6 +4391,7 @@
           <w:ilvl w:val="0"/>
           <w:numId w:val="25"/>
         </w:numPr>
+        <w:jc w:val="both"/>
         <w:rPr>
           <w:rFonts w:ascii="Times New Roman" w:hAnsi="Times New Roman" w:cs="Times New Roman"/>
           <w:b/>
@@ -3935,6 +4416,7 @@
           <w:ilvl w:val="0"/>
           <w:numId w:val="25"/>
         </w:numPr>
+        <w:jc w:val="both"/>
         <w:rPr>
           <w:rFonts w:ascii="Times New Roman" w:hAnsi="Times New Roman" w:cs="Times New Roman"/>
           <w:b/>
@@ -3959,21 +4441,40 @@
           <w:ilvl w:val="0"/>
           <w:numId w:val="25"/>
         </w:numPr>
-        <w:rPr>
-          <w:rFonts w:ascii="Times New Roman" w:hAnsi="Times New Roman" w:cs="Times New Roman"/>
-          <w:b/>
-          <w:bCs/>
-          <w:sz w:val="28"/>
-          <w:szCs w:val="28"/>
-        </w:rPr>
-      </w:pPr>
-      <w:r>
-        <w:rPr>
-          <w:rFonts w:ascii="Times New Roman" w:hAnsi="Times New Roman" w:cs="Times New Roman"/>
-          <w:sz w:val="28"/>
-          <w:szCs w:val="28"/>
-        </w:rPr>
-        <w:t>Должен быть удобный функционал для менеджмента(Присвоение или открепление задач, отслеживание сроков и тд.)</w:t>
+        <w:jc w:val="both"/>
+        <w:rPr>
+          <w:rFonts w:ascii="Times New Roman" w:hAnsi="Times New Roman" w:cs="Times New Roman"/>
+          <w:b/>
+          <w:bCs/>
+          <w:sz w:val="28"/>
+          <w:szCs w:val="28"/>
+        </w:rPr>
+      </w:pPr>
+      <w:r>
+        <w:rPr>
+          <w:rFonts w:ascii="Times New Roman" w:hAnsi="Times New Roman" w:cs="Times New Roman"/>
+          <w:sz w:val="28"/>
+          <w:szCs w:val="28"/>
+        </w:rPr>
+        <w:t xml:space="preserve">Должен быть удобный функционал для менеджмента(Присвоение или открепление задач, отслеживание сроков и </w:t>
+      </w:r>
+      <w:proofErr w:type="spellStart"/>
+      <w:r>
+        <w:rPr>
+          <w:rFonts w:ascii="Times New Roman" w:hAnsi="Times New Roman" w:cs="Times New Roman"/>
+          <w:sz w:val="28"/>
+          <w:szCs w:val="28"/>
+        </w:rPr>
+        <w:t>тд</w:t>
+      </w:r>
+      <w:proofErr w:type="spellEnd"/>
+      <w:r>
+        <w:rPr>
+          <w:rFonts w:ascii="Times New Roman" w:hAnsi="Times New Roman" w:cs="Times New Roman"/>
+          <w:sz w:val="28"/>
+          <w:szCs w:val="28"/>
+        </w:rPr>
+        <w:t>.)</w:t>
       </w:r>
     </w:p>
     <w:p>
@@ -3983,6 +4484,7 @@
           <w:ilvl w:val="0"/>
           <w:numId w:val="25"/>
         </w:numPr>
+        <w:jc w:val="both"/>
         <w:rPr>
           <w:rFonts w:ascii="Times New Roman" w:hAnsi="Times New Roman" w:cs="Times New Roman"/>
           <w:b/>
@@ -4003,6 +4505,7 @@
     <w:p>
       <w:pPr>
         <w:ind w:left="360"/>
+        <w:jc w:val="both"/>
         <w:rPr>
           <w:rFonts w:ascii="Times New Roman" w:hAnsi="Times New Roman" w:cs="Times New Roman"/>
           <w:b/>
@@ -4015,6 +4518,7 @@
     <w:p>
       <w:pPr>
         <w:ind w:left="360"/>
+        <w:jc w:val="both"/>
         <w:rPr>
           <w:rFonts w:ascii="Times New Roman" w:hAnsi="Times New Roman" w:cs="Times New Roman"/>
           <w:b/>
@@ -4037,6 +4541,7 @@
     <w:p>
       <w:pPr>
         <w:ind w:left="360"/>
+        <w:jc w:val="both"/>
         <w:rPr>
           <w:rFonts w:ascii="Times New Roman" w:hAnsi="Times New Roman" w:cs="Times New Roman"/>
           <w:b/>
@@ -4060,95 +4565,6 @@
             <wp:extent cx="5731510" cy="4208145"/>
             <wp:effectExtent l="0" t="0" r="2540" b="1905"/>
             <wp:docPr id="9" name="Рисунок 9"/>
-            <wp:cNvGraphicFramePr>
-              <a:graphicFrameLocks xmlns:a="http://schemas.openxmlformats.org/drawingml/2006/main" noChangeAspect="1"/>
-            </wp:cNvGraphicFramePr>
-            <a:graphic xmlns:a="http://schemas.openxmlformats.org/drawingml/2006/main">
-              <a:graphicData uri="http://schemas.openxmlformats.org/drawingml/2006/picture">
-                <pic:pic xmlns:pic="http://schemas.openxmlformats.org/drawingml/2006/picture">
-                  <pic:nvPicPr>
-                    <pic:cNvPr id="1" name=""/>
-                    <pic:cNvPicPr/>
-                  </pic:nvPicPr>
-                  <pic:blipFill>
-                    <a:blip r:embed="rId15"/>
-                    <a:stretch>
-                      <a:fillRect/>
-                    </a:stretch>
-                  </pic:blipFill>
-                  <pic:spPr>
-                    <a:xfrm>
-                      <a:off x="0" y="0"/>
-                      <a:ext cx="5731510" cy="4208145"/>
-                    </a:xfrm>
-                    <a:prstGeom prst="rect">
-                      <a:avLst/>
-                    </a:prstGeom>
-                  </pic:spPr>
-                </pic:pic>
-              </a:graphicData>
-            </a:graphic>
-          </wp:inline>
-        </w:drawing>
-      </w:r>
-    </w:p>
-    <w:p>
-      <w:pPr>
-        <w:tabs>
-          <w:tab w:val="left" w:pos="920"/>
-        </w:tabs>
-        <w:rPr>
-          <w:rFonts w:ascii="Times New Roman" w:hAnsi="Times New Roman" w:cs="Times New Roman"/>
-          <w:sz w:val="28"/>
-          <w:szCs w:val="28"/>
-        </w:rPr>
-      </w:pPr>
-      <w:r>
-        <w:rPr>
-          <w:rFonts w:ascii="Times New Roman" w:hAnsi="Times New Roman" w:cs="Times New Roman"/>
-          <w:sz w:val="28"/>
-          <w:szCs w:val="28"/>
-        </w:rPr>
-        <w:tab/>
-      </w:r>
-      <w:r>
-        <w:rPr>
-          <w:rFonts w:ascii="Times New Roman" w:hAnsi="Times New Roman" w:cs="Times New Roman"/>
-          <w:sz w:val="28"/>
-          <w:szCs w:val="28"/>
-        </w:rPr>
-        <w:t>Рисунок 6 – Референсы для доски задач и статистики проектов</w:t>
-      </w:r>
-    </w:p>
-    <w:p>
-      <w:pPr>
-        <w:tabs>
-          <w:tab w:val="left" w:pos="920"/>
-        </w:tabs>
-        <w:rPr>
-          <w:rFonts w:ascii="Times New Roman" w:hAnsi="Times New Roman" w:cs="Times New Roman"/>
-          <w:b/>
-          <w:bCs/>
-          <w:sz w:val="28"/>
-          <w:szCs w:val="28"/>
-          <w:lang w:val="en-US"/>
-        </w:rPr>
-      </w:pPr>
-      <w:r>
-        <w:rPr>
-          <w:rFonts w:ascii="Times New Roman" w:hAnsi="Times New Roman" w:cs="Times New Roman"/>
-          <w:b/>
-          <w:bCs/>
-          <w:noProof/>
-          <w:sz w:val="28"/>
-          <w:szCs w:val="28"/>
-          <w:lang w:val="en-US"/>
-        </w:rPr>
-        <w:drawing>
-          <wp:inline distT="0" distB="0" distL="0" distR="0" wp14:anchorId="7C1206E0" wp14:editId="3EA140F3">
-            <wp:extent cx="5731510" cy="3215640"/>
-            <wp:effectExtent l="0" t="0" r="2540" b="3810"/>
-            <wp:docPr id="1" name="Рисунок 1"/>
             <wp:cNvGraphicFramePr>
               <a:graphicFrameLocks xmlns:a="http://schemas.openxmlformats.org/drawingml/2006/main" noChangeAspect="1"/>
             </wp:cNvGraphicFramePr>
@@ -4168,7 +4584,7 @@
                   <pic:spPr>
                     <a:xfrm>
                       <a:off x="0" y="0"/>
-                      <a:ext cx="5731510" cy="3215640"/>
+                      <a:ext cx="5731510" cy="4208145"/>
                     </a:xfrm>
                     <a:prstGeom prst="rect">
                       <a:avLst/>
@@ -4184,51 +4600,42 @@
     <w:p>
       <w:pPr>
         <w:tabs>
-          <w:tab w:val="left" w:pos="2151"/>
+          <w:tab w:val="left" w:pos="920"/>
         </w:tabs>
-        <w:jc w:val="center"/>
-        <w:rPr>
-          <w:rFonts w:ascii="Times New Roman" w:hAnsi="Times New Roman" w:cs="Times New Roman"/>
-          <w:sz w:val="28"/>
-          <w:szCs w:val="28"/>
-        </w:rPr>
-      </w:pPr>
-      <w:r>
-        <w:rPr>
-          <w:rFonts w:ascii="Times New Roman" w:hAnsi="Times New Roman" w:cs="Times New Roman"/>
-          <w:sz w:val="28"/>
-          <w:szCs w:val="28"/>
-        </w:rPr>
-        <w:t xml:space="preserve">Рисунок 7 – Референсы для </w:t>
-      </w:r>
-      <w:r>
-        <w:rPr>
-          <w:rFonts w:ascii="Times New Roman" w:hAnsi="Times New Roman" w:cs="Times New Roman"/>
-          <w:sz w:val="28"/>
-          <w:szCs w:val="28"/>
-        </w:rPr>
-        <w:t>отслеживания сроков выполнения и оценки задач</w:t>
+        <w:jc w:val="both"/>
+        <w:rPr>
+          <w:rFonts w:ascii="Times New Roman" w:hAnsi="Times New Roman" w:cs="Times New Roman"/>
+          <w:sz w:val="28"/>
+          <w:szCs w:val="28"/>
+        </w:rPr>
+      </w:pPr>
+      <w:r>
+        <w:rPr>
+          <w:rFonts w:ascii="Times New Roman" w:hAnsi="Times New Roman" w:cs="Times New Roman"/>
+          <w:sz w:val="28"/>
+          <w:szCs w:val="28"/>
+        </w:rPr>
+        <w:tab/>
+      </w:r>
+      <w:r>
+        <w:rPr>
+          <w:rFonts w:ascii="Times New Roman" w:hAnsi="Times New Roman" w:cs="Times New Roman"/>
+          <w:sz w:val="28"/>
+          <w:szCs w:val="28"/>
+        </w:rPr>
+        <w:t>Рисунок 6 – Референсы для доски задач и статистики проектов</w:t>
       </w:r>
     </w:p>
     <w:p>
       <w:pPr>
         <w:tabs>
-          <w:tab w:val="left" w:pos="2151"/>
+          <w:tab w:val="left" w:pos="920"/>
         </w:tabs>
-        <w:rPr>
-          <w:rFonts w:ascii="Times New Roman" w:hAnsi="Times New Roman" w:cs="Times New Roman"/>
-          <w:sz w:val="28"/>
-          <w:szCs w:val="28"/>
-        </w:rPr>
-      </w:pPr>
-    </w:p>
-    <w:p>
-      <w:pPr>
-        <w:tabs>
-          <w:tab w:val="left" w:pos="2151"/>
-        </w:tabs>
-        <w:rPr>
-          <w:rFonts w:ascii="Times New Roman" w:hAnsi="Times New Roman" w:cs="Times New Roman"/>
+        <w:jc w:val="both"/>
+        <w:rPr>
+          <w:rFonts w:ascii="Times New Roman" w:hAnsi="Times New Roman" w:cs="Times New Roman"/>
+          <w:b/>
+          <w:bCs/>
           <w:sz w:val="28"/>
           <w:szCs w:val="28"/>
           <w:lang w:val="en-US"/>
@@ -4237,17 +4644,18 @@
       <w:r>
         <w:rPr>
           <w:rFonts w:ascii="Times New Roman" w:hAnsi="Times New Roman" w:cs="Times New Roman"/>
+          <w:b/>
+          <w:bCs/>
           <w:noProof/>
           <w:sz w:val="28"/>
           <w:szCs w:val="28"/>
           <w:lang w:val="en-US"/>
         </w:rPr>
-        <w:lastRenderedPageBreak/>
         <w:drawing>
-          <wp:inline distT="0" distB="0" distL="0" distR="0" wp14:anchorId="01BE7743" wp14:editId="507ECA5C">
-            <wp:extent cx="5731510" cy="4055745"/>
-            <wp:effectExtent l="0" t="0" r="2540" b="1905"/>
-            <wp:docPr id="10" name="Рисунок 10"/>
+          <wp:inline distT="0" distB="0" distL="0" distR="0" wp14:anchorId="7C1206E0" wp14:editId="3EA140F3">
+            <wp:extent cx="5731510" cy="3215640"/>
+            <wp:effectExtent l="0" t="0" r="2540" b="3810"/>
+            <wp:docPr id="1" name="Рисунок 1"/>
             <wp:cNvGraphicFramePr>
               <a:graphicFrameLocks xmlns:a="http://schemas.openxmlformats.org/drawingml/2006/main" noChangeAspect="1"/>
             </wp:cNvGraphicFramePr>
@@ -4267,7 +4675,7 @@
                   <pic:spPr>
                     <a:xfrm>
                       <a:off x="0" y="0"/>
-                      <a:ext cx="5731510" cy="4055745"/>
+                      <a:ext cx="5731510" cy="3215640"/>
                     </a:xfrm>
                     <a:prstGeom prst="rect">
                       <a:avLst/>
@@ -4282,75 +4690,73 @@
     </w:p>
     <w:p>
       <w:pPr>
-        <w:jc w:val="center"/>
-        <w:rPr>
-          <w:rFonts w:ascii="Times New Roman" w:hAnsi="Times New Roman" w:cs="Times New Roman"/>
-          <w:sz w:val="28"/>
-          <w:szCs w:val="28"/>
-        </w:rPr>
-      </w:pPr>
-      <w:r>
-        <w:rPr>
-          <w:rFonts w:ascii="Times New Roman" w:hAnsi="Times New Roman" w:cs="Times New Roman"/>
-          <w:sz w:val="28"/>
-          <w:szCs w:val="28"/>
-        </w:rPr>
-        <w:t>Рисунок 8 – Референсы для интерфейса и общего вида приложения</w:t>
-      </w:r>
-    </w:p>
-    <w:p>
-      <w:pPr>
-        <w:rPr>
-          <w:rFonts w:ascii="Times New Roman" w:hAnsi="Times New Roman" w:cs="Times New Roman"/>
-          <w:sz w:val="28"/>
-          <w:szCs w:val="28"/>
-        </w:rPr>
-      </w:pPr>
-    </w:p>
-    <w:p>
-      <w:pPr>
-        <w:rPr>
-          <w:rFonts w:ascii="Times New Roman" w:hAnsi="Times New Roman" w:cs="Times New Roman"/>
-          <w:b/>
-          <w:bCs/>
-          <w:sz w:val="28"/>
-          <w:szCs w:val="28"/>
-        </w:rPr>
-      </w:pPr>
-      <w:r>
-        <w:rPr>
-          <w:rFonts w:ascii="Times New Roman" w:hAnsi="Times New Roman" w:cs="Times New Roman"/>
-          <w:b/>
-          <w:bCs/>
-          <w:sz w:val="28"/>
-          <w:szCs w:val="28"/>
-        </w:rPr>
-        <w:t>Мудборды:</w:t>
-      </w:r>
-    </w:p>
-    <w:p>
-      <w:pPr>
-        <w:rPr>
-          <w:rFonts w:ascii="Times New Roman" w:hAnsi="Times New Roman" w:cs="Times New Roman"/>
-          <w:b/>
-          <w:bCs/>
-          <w:sz w:val="28"/>
-          <w:szCs w:val="28"/>
-        </w:rPr>
-      </w:pPr>
-      <w:r>
-        <w:rPr>
-          <w:rFonts w:ascii="Times New Roman" w:hAnsi="Times New Roman" w:cs="Times New Roman"/>
-          <w:b/>
-          <w:bCs/>
-          <w:sz w:val="28"/>
-          <w:szCs w:val="28"/>
-        </w:rPr>
+        <w:tabs>
+          <w:tab w:val="left" w:pos="2151"/>
+        </w:tabs>
+        <w:jc w:val="both"/>
+        <w:rPr>
+          <w:rFonts w:ascii="Times New Roman" w:hAnsi="Times New Roman" w:cs="Times New Roman"/>
+          <w:sz w:val="28"/>
+          <w:szCs w:val="28"/>
+        </w:rPr>
+      </w:pPr>
+      <w:r>
+        <w:rPr>
+          <w:rFonts w:ascii="Times New Roman" w:hAnsi="Times New Roman" w:cs="Times New Roman"/>
+          <w:sz w:val="28"/>
+          <w:szCs w:val="28"/>
+        </w:rPr>
+        <w:t xml:space="preserve">Рисунок 7 – Референсы для </w:t>
+      </w:r>
+      <w:r>
+        <w:rPr>
+          <w:rFonts w:ascii="Times New Roman" w:hAnsi="Times New Roman" w:cs="Times New Roman"/>
+          <w:sz w:val="28"/>
+          <w:szCs w:val="28"/>
+        </w:rPr>
+        <w:t>отслеживания сроков выполнения и оценки задач</w:t>
+      </w:r>
+    </w:p>
+    <w:p>
+      <w:pPr>
+        <w:tabs>
+          <w:tab w:val="left" w:pos="2151"/>
+        </w:tabs>
+        <w:jc w:val="both"/>
+        <w:rPr>
+          <w:rFonts w:ascii="Times New Roman" w:hAnsi="Times New Roman" w:cs="Times New Roman"/>
+          <w:sz w:val="28"/>
+          <w:szCs w:val="28"/>
+        </w:rPr>
+      </w:pPr>
+    </w:p>
+    <w:p>
+      <w:pPr>
+        <w:tabs>
+          <w:tab w:val="left" w:pos="2151"/>
+        </w:tabs>
+        <w:jc w:val="both"/>
+        <w:rPr>
+          <w:rFonts w:ascii="Times New Roman" w:hAnsi="Times New Roman" w:cs="Times New Roman"/>
+          <w:sz w:val="28"/>
+          <w:szCs w:val="28"/>
+          <w:lang w:val="en-US"/>
+        </w:rPr>
+      </w:pPr>
+      <w:r>
+        <w:rPr>
+          <w:rFonts w:ascii="Times New Roman" w:hAnsi="Times New Roman" w:cs="Times New Roman"/>
+          <w:noProof/>
+          <w:sz w:val="28"/>
+          <w:szCs w:val="28"/>
+          <w:lang w:val="en-US"/>
+        </w:rPr>
+        <w:lastRenderedPageBreak/>
         <w:drawing>
-          <wp:inline distT="0" distB="0" distL="0" distR="0" wp14:anchorId="1CE1FE3A" wp14:editId="2D785242">
-            <wp:extent cx="5731510" cy="3078480"/>
-            <wp:effectExtent l="0" t="0" r="2540" b="7620"/>
-            <wp:docPr id="2" name="Рисунок 2"/>
+          <wp:inline distT="0" distB="0" distL="0" distR="0" wp14:anchorId="01BE7743" wp14:editId="507ECA5C">
+            <wp:extent cx="5731510" cy="4055745"/>
+            <wp:effectExtent l="0" t="0" r="2540" b="1905"/>
+            <wp:docPr id="10" name="Рисунок 10"/>
             <wp:cNvGraphicFramePr>
               <a:graphicFrameLocks xmlns:a="http://schemas.openxmlformats.org/drawingml/2006/main" noChangeAspect="1"/>
             </wp:cNvGraphicFramePr>
@@ -4370,6 +4776,113 @@
                   <pic:spPr>
                     <a:xfrm>
                       <a:off x="0" y="0"/>
+                      <a:ext cx="5731510" cy="4055745"/>
+                    </a:xfrm>
+                    <a:prstGeom prst="rect">
+                      <a:avLst/>
+                    </a:prstGeom>
+                  </pic:spPr>
+                </pic:pic>
+              </a:graphicData>
+            </a:graphic>
+          </wp:inline>
+        </w:drawing>
+      </w:r>
+    </w:p>
+    <w:p>
+      <w:pPr>
+        <w:jc w:val="both"/>
+        <w:rPr>
+          <w:rFonts w:ascii="Times New Roman" w:hAnsi="Times New Roman" w:cs="Times New Roman"/>
+          <w:sz w:val="28"/>
+          <w:szCs w:val="28"/>
+        </w:rPr>
+      </w:pPr>
+      <w:r>
+        <w:rPr>
+          <w:rFonts w:ascii="Times New Roman" w:hAnsi="Times New Roman" w:cs="Times New Roman"/>
+          <w:sz w:val="28"/>
+          <w:szCs w:val="28"/>
+        </w:rPr>
+        <w:t>Рисунок 8 – Референсы для интерфейса и общего вида приложения</w:t>
+      </w:r>
+    </w:p>
+    <w:p>
+      <w:pPr>
+        <w:jc w:val="both"/>
+        <w:rPr>
+          <w:rFonts w:ascii="Times New Roman" w:hAnsi="Times New Roman" w:cs="Times New Roman"/>
+          <w:sz w:val="28"/>
+          <w:szCs w:val="28"/>
+        </w:rPr>
+      </w:pPr>
+    </w:p>
+    <w:p>
+      <w:pPr>
+        <w:jc w:val="both"/>
+        <w:rPr>
+          <w:rFonts w:ascii="Times New Roman" w:hAnsi="Times New Roman" w:cs="Times New Roman"/>
+          <w:b/>
+          <w:bCs/>
+          <w:sz w:val="28"/>
+          <w:szCs w:val="28"/>
+        </w:rPr>
+      </w:pPr>
+      <w:r>
+        <w:rPr>
+          <w:rFonts w:ascii="Times New Roman" w:hAnsi="Times New Roman" w:cs="Times New Roman"/>
+          <w:b/>
+          <w:bCs/>
+          <w:sz w:val="28"/>
+          <w:szCs w:val="28"/>
+        </w:rPr>
+        <w:t>Мудборды:</w:t>
+      </w:r>
+    </w:p>
+    <w:p>
+      <w:pPr>
+        <w:jc w:val="both"/>
+        <w:rPr>
+          <w:rFonts w:ascii="Times New Roman" w:hAnsi="Times New Roman" w:cs="Times New Roman"/>
+          <w:b/>
+          <w:bCs/>
+          <w:sz w:val="28"/>
+          <w:szCs w:val="28"/>
+        </w:rPr>
+      </w:pPr>
+      <w:r>
+        <w:rPr>
+          <w:rFonts w:ascii="Times New Roman" w:hAnsi="Times New Roman" w:cs="Times New Roman"/>
+          <w:b/>
+          <w:bCs/>
+          <w:noProof/>
+          <w:sz w:val="28"/>
+          <w:szCs w:val="28"/>
+        </w:rPr>
+        <w:drawing>
+          <wp:inline distT="0" distB="0" distL="0" distR="0" wp14:anchorId="1CE1FE3A" wp14:editId="2D785242">
+            <wp:extent cx="5731510" cy="3078480"/>
+            <wp:effectExtent l="0" t="0" r="2540" b="7620"/>
+            <wp:docPr id="2" name="Рисунок 2"/>
+            <wp:cNvGraphicFramePr>
+              <a:graphicFrameLocks xmlns:a="http://schemas.openxmlformats.org/drawingml/2006/main" noChangeAspect="1"/>
+            </wp:cNvGraphicFramePr>
+            <a:graphic xmlns:a="http://schemas.openxmlformats.org/drawingml/2006/main">
+              <a:graphicData uri="http://schemas.openxmlformats.org/drawingml/2006/picture">
+                <pic:pic xmlns:pic="http://schemas.openxmlformats.org/drawingml/2006/picture">
+                  <pic:nvPicPr>
+                    <pic:cNvPr id="1" name=""/>
+                    <pic:cNvPicPr/>
+                  </pic:nvPicPr>
+                  <pic:blipFill>
+                    <a:blip r:embed="rId19"/>
+                    <a:stretch>
+                      <a:fillRect/>
+                    </a:stretch>
+                  </pic:blipFill>
+                  <pic:spPr>
+                    <a:xfrm>
+                      <a:off x="0" y="0"/>
                       <a:ext cx="5731510" cy="3078480"/>
                     </a:xfrm>
                     <a:prstGeom prst="rect">
@@ -4386,21 +4899,31 @@
     <w:p>
       <w:pPr>
         <w:ind w:firstLine="708"/>
-        <w:jc w:val="center"/>
-        <w:rPr>
-          <w:rFonts w:ascii="Times New Roman" w:hAnsi="Times New Roman" w:cs="Times New Roman"/>
-          <w:sz w:val="28"/>
-          <w:szCs w:val="28"/>
-        </w:rPr>
-      </w:pPr>
-      <w:r>
-        <w:rPr>
-          <w:rFonts w:ascii="Times New Roman" w:hAnsi="Times New Roman" w:cs="Times New Roman"/>
-          <w:sz w:val="28"/>
-          <w:szCs w:val="28"/>
-        </w:rPr>
-        <w:t>Рисунок 9 -  Мудборд</w:t>
-      </w:r>
+        <w:jc w:val="both"/>
+        <w:rPr>
+          <w:rFonts w:ascii="Times New Roman" w:hAnsi="Times New Roman" w:cs="Times New Roman"/>
+          <w:sz w:val="28"/>
+          <w:szCs w:val="28"/>
+        </w:rPr>
+      </w:pPr>
+      <w:r>
+        <w:rPr>
+          <w:rFonts w:ascii="Times New Roman" w:hAnsi="Times New Roman" w:cs="Times New Roman"/>
+          <w:sz w:val="28"/>
+          <w:szCs w:val="28"/>
+        </w:rPr>
+        <w:t xml:space="preserve">Рисунок 9 -  </w:t>
+      </w:r>
+      <w:proofErr w:type="spellStart"/>
+      <w:r>
+        <w:rPr>
+          <w:rFonts w:ascii="Times New Roman" w:hAnsi="Times New Roman" w:cs="Times New Roman"/>
+          <w:sz w:val="28"/>
+          <w:szCs w:val="28"/>
+        </w:rPr>
+        <w:t>Мудборд</w:t>
+      </w:r>
+      <w:proofErr w:type="spellEnd"/>
     </w:p>
     <w:sectPr>
       <w:pgSz w:w="11906" w:h="16838"/>
@@ -4867,6 +5390,119 @@
     </w:lvl>
   </w:abstractNum>
   <w:abstractNum w:abstractNumId="4" w15:restartNumberingAfterBreak="0">
+    <w:nsid w:val="1E0E4478"/>
+    <w:multiLevelType w:val="hybridMultilevel"/>
+    <w:tmpl w:val="DAF479F6"/>
+    <w:lvl w:ilvl="0" w:tplc="04190001">
+      <w:start w:val="1"/>
+      <w:numFmt w:val="bullet"/>
+      <w:lvlText w:val=""/>
+      <w:lvlJc w:val="left"/>
+      <w:pPr>
+        <w:ind w:left="1776" w:hanging="360"/>
+      </w:pPr>
+      <w:rPr>
+        <w:rFonts w:ascii="Symbol" w:hAnsi="Symbol" w:hint="default"/>
+      </w:rPr>
+    </w:lvl>
+    <w:lvl w:ilvl="1" w:tplc="04190003" w:tentative="1">
+      <w:start w:val="1"/>
+      <w:numFmt w:val="bullet"/>
+      <w:lvlText w:val="o"/>
+      <w:lvlJc w:val="left"/>
+      <w:pPr>
+        <w:ind w:left="2496" w:hanging="360"/>
+      </w:pPr>
+      <w:rPr>
+        <w:rFonts w:ascii="Courier New" w:hAnsi="Courier New" w:cs="Courier New" w:hint="default"/>
+      </w:rPr>
+    </w:lvl>
+    <w:lvl w:ilvl="2" w:tplc="04190005" w:tentative="1">
+      <w:start w:val="1"/>
+      <w:numFmt w:val="bullet"/>
+      <w:lvlText w:val=""/>
+      <w:lvlJc w:val="left"/>
+      <w:pPr>
+        <w:ind w:left="3216" w:hanging="360"/>
+      </w:pPr>
+      <w:rPr>
+        <w:rFonts w:ascii="Wingdings" w:hAnsi="Wingdings" w:hint="default"/>
+      </w:rPr>
+    </w:lvl>
+    <w:lvl w:ilvl="3" w:tplc="04190001" w:tentative="1">
+      <w:start w:val="1"/>
+      <w:numFmt w:val="bullet"/>
+      <w:lvlText w:val=""/>
+      <w:lvlJc w:val="left"/>
+      <w:pPr>
+        <w:ind w:left="3936" w:hanging="360"/>
+      </w:pPr>
+      <w:rPr>
+        <w:rFonts w:ascii="Symbol" w:hAnsi="Symbol" w:hint="default"/>
+      </w:rPr>
+    </w:lvl>
+    <w:lvl w:ilvl="4" w:tplc="04190003" w:tentative="1">
+      <w:start w:val="1"/>
+      <w:numFmt w:val="bullet"/>
+      <w:lvlText w:val="o"/>
+      <w:lvlJc w:val="left"/>
+      <w:pPr>
+        <w:ind w:left="4656" w:hanging="360"/>
+      </w:pPr>
+      <w:rPr>
+        <w:rFonts w:ascii="Courier New" w:hAnsi="Courier New" w:cs="Courier New" w:hint="default"/>
+      </w:rPr>
+    </w:lvl>
+    <w:lvl w:ilvl="5" w:tplc="04190005" w:tentative="1">
+      <w:start w:val="1"/>
+      <w:numFmt w:val="bullet"/>
+      <w:lvlText w:val=""/>
+      <w:lvlJc w:val="left"/>
+      <w:pPr>
+        <w:ind w:left="5376" w:hanging="360"/>
+      </w:pPr>
+      <w:rPr>
+        <w:rFonts w:ascii="Wingdings" w:hAnsi="Wingdings" w:hint="default"/>
+      </w:rPr>
+    </w:lvl>
+    <w:lvl w:ilvl="6" w:tplc="04190001" w:tentative="1">
+      <w:start w:val="1"/>
+      <w:numFmt w:val="bullet"/>
+      <w:lvlText w:val=""/>
+      <w:lvlJc w:val="left"/>
+      <w:pPr>
+        <w:ind w:left="6096" w:hanging="360"/>
+      </w:pPr>
+      <w:rPr>
+        <w:rFonts w:ascii="Symbol" w:hAnsi="Symbol" w:hint="default"/>
+      </w:rPr>
+    </w:lvl>
+    <w:lvl w:ilvl="7" w:tplc="04190003" w:tentative="1">
+      <w:start w:val="1"/>
+      <w:numFmt w:val="bullet"/>
+      <w:lvlText w:val="o"/>
+      <w:lvlJc w:val="left"/>
+      <w:pPr>
+        <w:ind w:left="6816" w:hanging="360"/>
+      </w:pPr>
+      <w:rPr>
+        <w:rFonts w:ascii="Courier New" w:hAnsi="Courier New" w:cs="Courier New" w:hint="default"/>
+      </w:rPr>
+    </w:lvl>
+    <w:lvl w:ilvl="8" w:tplc="04190005" w:tentative="1">
+      <w:start w:val="1"/>
+      <w:numFmt w:val="bullet"/>
+      <w:lvlText w:val=""/>
+      <w:lvlJc w:val="left"/>
+      <w:pPr>
+        <w:ind w:left="7536" w:hanging="360"/>
+      </w:pPr>
+      <w:rPr>
+        <w:rFonts w:ascii="Wingdings" w:hAnsi="Wingdings" w:hint="default"/>
+      </w:rPr>
+    </w:lvl>
+  </w:abstractNum>
+  <w:abstractNum w:abstractNumId="5" w15:restartNumberingAfterBreak="0">
     <w:nsid w:val="236B6A4A"/>
     <w:multiLevelType w:val="hybridMultilevel"/>
     <w:tmpl w:val="D560737A"/>
@@ -4979,7 +5615,7 @@
       </w:rPr>
     </w:lvl>
   </w:abstractNum>
-  <w:abstractNum w:abstractNumId="5" w15:restartNumberingAfterBreak="0">
+  <w:abstractNum w:abstractNumId="6" w15:restartNumberingAfterBreak="0">
     <w:nsid w:val="28C42207"/>
     <w:multiLevelType w:val="hybridMultilevel"/>
     <w:tmpl w:val="497C768A"/>
@@ -5065,7 +5701,7 @@
       </w:pPr>
     </w:lvl>
   </w:abstractNum>
-  <w:abstractNum w:abstractNumId="6" w15:restartNumberingAfterBreak="0">
+  <w:abstractNum w:abstractNumId="7" w15:restartNumberingAfterBreak="0">
     <w:nsid w:val="34AD134B"/>
     <w:multiLevelType w:val="hybridMultilevel"/>
     <w:tmpl w:val="BF0A78A6"/>
@@ -5151,7 +5787,7 @@
       </w:pPr>
     </w:lvl>
   </w:abstractNum>
-  <w:abstractNum w:abstractNumId="7" w15:restartNumberingAfterBreak="0">
+  <w:abstractNum w:abstractNumId="8" w15:restartNumberingAfterBreak="0">
     <w:nsid w:val="34BA7D6E"/>
     <w:multiLevelType w:val="hybridMultilevel"/>
     <w:tmpl w:val="95E889EE"/>
@@ -5264,7 +5900,7 @@
       </w:rPr>
     </w:lvl>
   </w:abstractNum>
-  <w:abstractNum w:abstractNumId="8" w15:restartNumberingAfterBreak="0">
+  <w:abstractNum w:abstractNumId="9" w15:restartNumberingAfterBreak="0">
     <w:nsid w:val="3EA17714"/>
     <w:multiLevelType w:val="hybridMultilevel"/>
     <w:tmpl w:val="1E10BD50"/>
@@ -5350,7 +5986,7 @@
       </w:pPr>
     </w:lvl>
   </w:abstractNum>
-  <w:abstractNum w:abstractNumId="9" w15:restartNumberingAfterBreak="0">
+  <w:abstractNum w:abstractNumId="10" w15:restartNumberingAfterBreak="0">
     <w:nsid w:val="441D4F02"/>
     <w:multiLevelType w:val="hybridMultilevel"/>
     <w:tmpl w:val="8EBEAD96"/>
@@ -5463,7 +6099,7 @@
       </w:rPr>
     </w:lvl>
   </w:abstractNum>
-  <w:abstractNum w:abstractNumId="10" w15:restartNumberingAfterBreak="0">
+  <w:abstractNum w:abstractNumId="11" w15:restartNumberingAfterBreak="0">
     <w:nsid w:val="47F7253F"/>
     <w:multiLevelType w:val="hybridMultilevel"/>
     <w:tmpl w:val="3DD0D7FA"/>
@@ -5576,7 +6212,7 @@
       </w:rPr>
     </w:lvl>
   </w:abstractNum>
-  <w:abstractNum w:abstractNumId="11" w15:restartNumberingAfterBreak="0">
+  <w:abstractNum w:abstractNumId="12" w15:restartNumberingAfterBreak="0">
     <w:nsid w:val="48B21A26"/>
     <w:multiLevelType w:val="hybridMultilevel"/>
     <w:tmpl w:val="CC542A60"/>
@@ -5689,7 +6325,7 @@
       </w:rPr>
     </w:lvl>
   </w:abstractNum>
-  <w:abstractNum w:abstractNumId="12" w15:restartNumberingAfterBreak="0">
+  <w:abstractNum w:abstractNumId="13" w15:restartNumberingAfterBreak="0">
     <w:nsid w:val="4E4E488E"/>
     <w:multiLevelType w:val="hybridMultilevel"/>
     <w:tmpl w:val="47AE6E5C"/>
@@ -5802,7 +6438,7 @@
       </w:rPr>
     </w:lvl>
   </w:abstractNum>
-  <w:abstractNum w:abstractNumId="13" w15:restartNumberingAfterBreak="0">
+  <w:abstractNum w:abstractNumId="14" w15:restartNumberingAfterBreak="0">
     <w:nsid w:val="4F1D40D4"/>
     <w:multiLevelType w:val="hybridMultilevel"/>
     <w:tmpl w:val="4FBAF490"/>
@@ -5915,7 +6551,7 @@
       </w:rPr>
     </w:lvl>
   </w:abstractNum>
-  <w:abstractNum w:abstractNumId="14" w15:restartNumberingAfterBreak="0">
+  <w:abstractNum w:abstractNumId="15" w15:restartNumberingAfterBreak="0">
     <w:nsid w:val="59AE4388"/>
     <w:multiLevelType w:val="hybridMultilevel"/>
     <w:tmpl w:val="1AF23506"/>
@@ -6028,7 +6664,7 @@
       </w:rPr>
     </w:lvl>
   </w:abstractNum>
-  <w:abstractNum w:abstractNumId="15" w15:restartNumberingAfterBreak="0">
+  <w:abstractNum w:abstractNumId="16" w15:restartNumberingAfterBreak="0">
     <w:nsid w:val="60B25AED"/>
     <w:multiLevelType w:val="hybridMultilevel"/>
     <w:tmpl w:val="0C4613C6"/>
@@ -6141,7 +6777,7 @@
       </w:rPr>
     </w:lvl>
   </w:abstractNum>
-  <w:abstractNum w:abstractNumId="16" w15:restartNumberingAfterBreak="0">
+  <w:abstractNum w:abstractNumId="17" w15:restartNumberingAfterBreak="0">
     <w:nsid w:val="65C9289D"/>
     <w:multiLevelType w:val="hybridMultilevel"/>
     <w:tmpl w:val="81F045E6"/>
@@ -6227,7 +6863,120 @@
       </w:pPr>
     </w:lvl>
   </w:abstractNum>
-  <w:abstractNum w:abstractNumId="17" w15:restartNumberingAfterBreak="0">
+  <w:abstractNum w:abstractNumId="18" w15:restartNumberingAfterBreak="0">
+    <w:nsid w:val="65E71C33"/>
+    <w:multiLevelType w:val="hybridMultilevel"/>
+    <w:tmpl w:val="0DB416CE"/>
+    <w:lvl w:ilvl="0" w:tplc="04190005">
+      <w:start w:val="1"/>
+      <w:numFmt w:val="bullet"/>
+      <w:lvlText w:val=""/>
+      <w:lvlJc w:val="left"/>
+      <w:pPr>
+        <w:ind w:left="2136" w:hanging="360"/>
+      </w:pPr>
+      <w:rPr>
+        <w:rFonts w:ascii="Wingdings" w:hAnsi="Wingdings" w:hint="default"/>
+      </w:rPr>
+    </w:lvl>
+    <w:lvl w:ilvl="1" w:tplc="04190003" w:tentative="1">
+      <w:start w:val="1"/>
+      <w:numFmt w:val="bullet"/>
+      <w:lvlText w:val="o"/>
+      <w:lvlJc w:val="left"/>
+      <w:pPr>
+        <w:ind w:left="2856" w:hanging="360"/>
+      </w:pPr>
+      <w:rPr>
+        <w:rFonts w:ascii="Courier New" w:hAnsi="Courier New" w:cs="Courier New" w:hint="default"/>
+      </w:rPr>
+    </w:lvl>
+    <w:lvl w:ilvl="2" w:tplc="04190005" w:tentative="1">
+      <w:start w:val="1"/>
+      <w:numFmt w:val="bullet"/>
+      <w:lvlText w:val=""/>
+      <w:lvlJc w:val="left"/>
+      <w:pPr>
+        <w:ind w:left="3576" w:hanging="360"/>
+      </w:pPr>
+      <w:rPr>
+        <w:rFonts w:ascii="Wingdings" w:hAnsi="Wingdings" w:hint="default"/>
+      </w:rPr>
+    </w:lvl>
+    <w:lvl w:ilvl="3" w:tplc="04190001" w:tentative="1">
+      <w:start w:val="1"/>
+      <w:numFmt w:val="bullet"/>
+      <w:lvlText w:val=""/>
+      <w:lvlJc w:val="left"/>
+      <w:pPr>
+        <w:ind w:left="4296" w:hanging="360"/>
+      </w:pPr>
+      <w:rPr>
+        <w:rFonts w:ascii="Symbol" w:hAnsi="Symbol" w:hint="default"/>
+      </w:rPr>
+    </w:lvl>
+    <w:lvl w:ilvl="4" w:tplc="04190003" w:tentative="1">
+      <w:start w:val="1"/>
+      <w:numFmt w:val="bullet"/>
+      <w:lvlText w:val="o"/>
+      <w:lvlJc w:val="left"/>
+      <w:pPr>
+        <w:ind w:left="5016" w:hanging="360"/>
+      </w:pPr>
+      <w:rPr>
+        <w:rFonts w:ascii="Courier New" w:hAnsi="Courier New" w:cs="Courier New" w:hint="default"/>
+      </w:rPr>
+    </w:lvl>
+    <w:lvl w:ilvl="5" w:tplc="04190005" w:tentative="1">
+      <w:start w:val="1"/>
+      <w:numFmt w:val="bullet"/>
+      <w:lvlText w:val=""/>
+      <w:lvlJc w:val="left"/>
+      <w:pPr>
+        <w:ind w:left="5736" w:hanging="360"/>
+      </w:pPr>
+      <w:rPr>
+        <w:rFonts w:ascii="Wingdings" w:hAnsi="Wingdings" w:hint="default"/>
+      </w:rPr>
+    </w:lvl>
+    <w:lvl w:ilvl="6" w:tplc="04190001" w:tentative="1">
+      <w:start w:val="1"/>
+      <w:numFmt w:val="bullet"/>
+      <w:lvlText w:val=""/>
+      <w:lvlJc w:val="left"/>
+      <w:pPr>
+        <w:ind w:left="6456" w:hanging="360"/>
+      </w:pPr>
+      <w:rPr>
+        <w:rFonts w:ascii="Symbol" w:hAnsi="Symbol" w:hint="default"/>
+      </w:rPr>
+    </w:lvl>
+    <w:lvl w:ilvl="7" w:tplc="04190003" w:tentative="1">
+      <w:start w:val="1"/>
+      <w:numFmt w:val="bullet"/>
+      <w:lvlText w:val="o"/>
+      <w:lvlJc w:val="left"/>
+      <w:pPr>
+        <w:ind w:left="7176" w:hanging="360"/>
+      </w:pPr>
+      <w:rPr>
+        <w:rFonts w:ascii="Courier New" w:hAnsi="Courier New" w:cs="Courier New" w:hint="default"/>
+      </w:rPr>
+    </w:lvl>
+    <w:lvl w:ilvl="8" w:tplc="04190005" w:tentative="1">
+      <w:start w:val="1"/>
+      <w:numFmt w:val="bullet"/>
+      <w:lvlText w:val=""/>
+      <w:lvlJc w:val="left"/>
+      <w:pPr>
+        <w:ind w:left="7896" w:hanging="360"/>
+      </w:pPr>
+      <w:rPr>
+        <w:rFonts w:ascii="Wingdings" w:hAnsi="Wingdings" w:hint="default"/>
+      </w:rPr>
+    </w:lvl>
+  </w:abstractNum>
+  <w:abstractNum w:abstractNumId="19" w15:restartNumberingAfterBreak="0">
     <w:nsid w:val="665A5D1A"/>
     <w:multiLevelType w:val="hybridMultilevel"/>
     <w:tmpl w:val="181EBDFC"/>
@@ -6313,7 +7062,7 @@
       </w:pPr>
     </w:lvl>
   </w:abstractNum>
-  <w:abstractNum w:abstractNumId="18" w15:restartNumberingAfterBreak="0">
+  <w:abstractNum w:abstractNumId="20" w15:restartNumberingAfterBreak="0">
     <w:nsid w:val="6A162CAE"/>
     <w:multiLevelType w:val="hybridMultilevel"/>
     <w:tmpl w:val="737A8CF6"/>
@@ -6426,7 +7175,7 @@
       </w:rPr>
     </w:lvl>
   </w:abstractNum>
-  <w:abstractNum w:abstractNumId="19" w15:restartNumberingAfterBreak="0">
+  <w:abstractNum w:abstractNumId="21" w15:restartNumberingAfterBreak="0">
     <w:nsid w:val="6E25627C"/>
     <w:multiLevelType w:val="hybridMultilevel"/>
     <w:tmpl w:val="DF403CEE"/>
@@ -6539,7 +7288,7 @@
       </w:rPr>
     </w:lvl>
   </w:abstractNum>
-  <w:abstractNum w:abstractNumId="20" w15:restartNumberingAfterBreak="0">
+  <w:abstractNum w:abstractNumId="22" w15:restartNumberingAfterBreak="0">
     <w:nsid w:val="76AB5388"/>
     <w:multiLevelType w:val="hybridMultilevel"/>
     <w:tmpl w:val="AD808EF8"/>
@@ -6652,7 +7401,7 @@
       </w:rPr>
     </w:lvl>
   </w:abstractNum>
-  <w:abstractNum w:abstractNumId="21" w15:restartNumberingAfterBreak="0">
+  <w:abstractNum w:abstractNumId="23" w15:restartNumberingAfterBreak="0">
     <w:nsid w:val="76CF3323"/>
     <w:multiLevelType w:val="hybridMultilevel"/>
     <w:tmpl w:val="17988C38"/>
@@ -6765,7 +7514,7 @@
       </w:rPr>
     </w:lvl>
   </w:abstractNum>
-  <w:abstractNum w:abstractNumId="22" w15:restartNumberingAfterBreak="0">
+  <w:abstractNum w:abstractNumId="24" w15:restartNumberingAfterBreak="0">
     <w:nsid w:val="78761282"/>
     <w:multiLevelType w:val="hybridMultilevel"/>
     <w:tmpl w:val="62B4118A"/>
@@ -6878,7 +7627,7 @@
       </w:rPr>
     </w:lvl>
   </w:abstractNum>
-  <w:abstractNum w:abstractNumId="23" w15:restartNumberingAfterBreak="0">
+  <w:abstractNum w:abstractNumId="25" w15:restartNumberingAfterBreak="0">
     <w:nsid w:val="79AD2BD7"/>
     <w:multiLevelType w:val="hybridMultilevel"/>
     <w:tmpl w:val="328ED334"/>
@@ -6991,7 +7740,7 @@
       </w:rPr>
     </w:lvl>
   </w:abstractNum>
-  <w:abstractNum w:abstractNumId="24" w15:restartNumberingAfterBreak="0">
+  <w:abstractNum w:abstractNumId="26" w15:restartNumberingAfterBreak="0">
     <w:nsid w:val="7BC227C3"/>
     <w:multiLevelType w:val="hybridMultilevel"/>
     <w:tmpl w:val="31AC0EBA"/>
@@ -7105,79 +7854,85 @@
     </w:lvl>
   </w:abstractNum>
   <w:num w:numId="1">
-    <w:abstractNumId w:val="5"/>
+    <w:abstractNumId w:val="6"/>
   </w:num>
   <w:num w:numId="2">
-    <w:abstractNumId w:val="16"/>
+    <w:abstractNumId w:val="17"/>
   </w:num>
   <w:num w:numId="3">
-    <w:abstractNumId w:val="6"/>
+    <w:abstractNumId w:val="7"/>
   </w:num>
   <w:num w:numId="4">
-    <w:abstractNumId w:val="17"/>
+    <w:abstractNumId w:val="19"/>
   </w:num>
   <w:num w:numId="5">
-    <w:abstractNumId w:val="9"/>
+    <w:abstractNumId w:val="10"/>
   </w:num>
   <w:num w:numId="6">
     <w:abstractNumId w:val="0"/>
   </w:num>
   <w:num w:numId="7">
-    <w:abstractNumId w:val="22"/>
+    <w:abstractNumId w:val="24"/>
   </w:num>
   <w:num w:numId="8">
-    <w:abstractNumId w:val="4"/>
+    <w:abstractNumId w:val="5"/>
   </w:num>
   <w:num w:numId="9">
-    <w:abstractNumId w:val="13"/>
+    <w:abstractNumId w:val="14"/>
   </w:num>
   <w:num w:numId="10">
     <w:abstractNumId w:val="2"/>
   </w:num>
   <w:num w:numId="11">
-    <w:abstractNumId w:val="11"/>
+    <w:abstractNumId w:val="12"/>
   </w:num>
   <w:num w:numId="12">
-    <w:abstractNumId w:val="7"/>
+    <w:abstractNumId w:val="8"/>
   </w:num>
   <w:num w:numId="13">
-    <w:abstractNumId w:val="23"/>
+    <w:abstractNumId w:val="25"/>
   </w:num>
   <w:num w:numId="14">
     <w:abstractNumId w:val="3"/>
   </w:num>
   <w:num w:numId="15">
-    <w:abstractNumId w:val="18"/>
+    <w:abstractNumId w:val="20"/>
   </w:num>
   <w:num w:numId="16">
-    <w:abstractNumId w:val="12"/>
+    <w:abstractNumId w:val="13"/>
   </w:num>
   <w:num w:numId="17">
-    <w:abstractNumId w:val="15"/>
+    <w:abstractNumId w:val="16"/>
   </w:num>
   <w:num w:numId="18">
-    <w:abstractNumId w:val="19"/>
+    <w:abstractNumId w:val="21"/>
   </w:num>
   <w:num w:numId="19">
-    <w:abstractNumId w:val="21"/>
+    <w:abstractNumId w:val="23"/>
   </w:num>
   <w:num w:numId="20">
     <w:abstractNumId w:val="1"/>
   </w:num>
   <w:num w:numId="21">
-    <w:abstractNumId w:val="20"/>
+    <w:abstractNumId w:val="22"/>
   </w:num>
   <w:num w:numId="22">
-    <w:abstractNumId w:val="10"/>
+    <w:abstractNumId w:val="11"/>
   </w:num>
   <w:num w:numId="23">
-    <w:abstractNumId w:val="14"/>
+    <w:abstractNumId w:val="15"/>
   </w:num>
   <w:num w:numId="24">
-    <w:abstractNumId w:val="24"/>
+    <w:abstractNumId w:val="26"/>
   </w:num>
   <w:num w:numId="25">
-    <w:abstractNumId w:val="8"/>
+    <w:abstractNumId w:val="9"/>
+  </w:num>
+  <w:num w:numId="26">
+    <w:abstractNumId w:val="4"/>
+  </w:num>
+  <w:num w:numId="27">
+    <w:abstractNumId w:val="18"/>
   </w:num>
   <w:numIdMacAtCleanup w:val="25"/>
 </w:numbering>
